--- a/interview_bot/summery star amazon.docx
+++ b/interview_bot/summery star amazon.docx
@@ -4,7 +4,311 @@
   <w:body>
     <w:p>
       <w:pPr>
+        <w:pStyle w:val="Heading1"/>
+      </w:pPr>
+      <w:r>
+        <w:rPr>
+          <w:rStyle w:val="s1"/>
+          <w:rFonts w:ascii="Apple Color Emoji" w:hAnsi="Apple Color Emoji" w:cs="Apple Color Emoji"/>
+        </w:rPr>
+        <w:t>⭐</w:t>
+      </w:r>
+      <w:r>
+        <w:rPr>
+          <w:rStyle w:val="s1"/>
+        </w:rPr>
+        <w:t xml:space="preserve"> Story 1 — Transmission Project / Ownership Conflict</w:t>
+      </w:r>
+    </w:p>
+    <w:p>
+      <w:pPr>
+        <w:pStyle w:val="p2"/>
+      </w:pPr>
+      <w:r>
+        <w:rPr>
+          <w:b/>
+          <w:bCs/>
+        </w:rPr>
+        <w:t>Situation:</w:t>
+      </w:r>
+      <w:r>
+        <w:br/>
+        <w:t>At PEC, we were experiencing significant native load growth, and our distribution team requested new transmission infrastructure to serve the load and relieve stress on aging equipment at a neighboring substation. When I shared the initial plan with a neighboring utility, they escalated it to their legal team due to a disagreement over ownership of the new lines.</w:t>
+      </w:r>
+    </w:p>
+    <w:p>
+      <w:pPr>
+        <w:pStyle w:val="p2"/>
+      </w:pPr>
+      <w:r>
+        <w:rPr>
+          <w:b/>
+          <w:bCs/>
+        </w:rPr>
+        <w:t>Task:</w:t>
+      </w:r>
+      <w:r>
+        <w:br/>
+        <w:t>I was responsible for evaluating the transmission expansion, resolving the ownership conflict, and ensuring we delivered a technically sound and strategically viable solution.</w:t>
+      </w:r>
+    </w:p>
+    <w:p>
+      <w:pPr>
+        <w:pStyle w:val="p2"/>
+      </w:pPr>
+      <w:r>
+        <w:rPr>
+          <w:b/>
+          <w:bCs/>
+        </w:rPr>
+        <w:t>Action:</w:t>
+      </w:r>
+      <w:r>
+        <w:br/>
+        <w:t>I coordinated a meeting with the neighboring utility to understand their position, but we couldn’t reach agreement initially. To strengthen our case, I ran multiple power flow scenarios to evaluate different interconnection options, including whether our system alone could support the load. The studies showed that our system could not serve the load without introducing significant violations.</w:t>
+      </w:r>
+      <w:r>
+        <w:br/>
+        <w:t>Based on that, I developed a revised plan with two substations and three transmission lines, which met reliability requirements while minimizing shared ownership. I then supported the RPG process by presenting the technical justification and explaining why this configuration was necessary.</w:t>
+      </w:r>
+    </w:p>
+    <w:p>
+      <w:pPr>
+        <w:pStyle w:val="p3"/>
+      </w:pPr>
+      <w:r>
+        <w:rPr>
+          <w:b/>
+          <w:bCs/>
+        </w:rPr>
+        <w:t>Result:</w:t>
+      </w:r>
+      <w:r>
+        <w:br/>
+        <w:t>The project was endorsed, and we retained about 90% ownership of the transmission assets. The final design ensured reliable service to the new load while reducing stress on existing infrastructure.</w:t>
+      </w:r>
+    </w:p>
+    <w:p>
+      <w:r>
+        <w:rPr>
+          <w:noProof/>
+        </w:rPr>
+        <w:pict w14:anchorId="398FC109">
+          <v:rect id="_x0000_i1032" alt="" style="width:468pt;height:.05pt;mso-width-percent:0;mso-height-percent:0;mso-width-percent:0;mso-height-percent:0" o:hralign="center" o:hrstd="t" o:hr="t" fillcolor="#a0a0a0" stroked="f"/>
+        </w:pict>
+      </w:r>
+    </w:p>
+    <w:p>
+      <w:pPr>
+        <w:pStyle w:val="Heading1"/>
+      </w:pPr>
+      <w:r>
+        <w:rPr>
+          <w:rStyle w:val="s1"/>
+          <w:rFonts w:ascii="Apple Color Emoji" w:hAnsi="Apple Color Emoji" w:cs="Apple Color Emoji"/>
+        </w:rPr>
+        <w:t>⭐</w:t>
+      </w:r>
+      <w:r>
+        <w:rPr>
+          <w:rStyle w:val="s1"/>
+        </w:rPr>
+        <w:t xml:space="preserve"> Story 2 — 345kV Substation Strategy (Think Big)</w:t>
+      </w:r>
+    </w:p>
+    <w:p>
+      <w:pPr>
+        <w:pStyle w:val="p2"/>
+      </w:pPr>
+      <w:r>
+        <w:rPr>
+          <w:b/>
+          <w:bCs/>
+        </w:rPr>
+        <w:t>Situation:</w:t>
+      </w:r>
+      <w:r>
+        <w:br/>
+        <w:t>I was asked to evaluate whether one of our substations should be upgraded from 138kV to 345kV. This was a major decision because it would be the first 345kV substation in our system.</w:t>
+      </w:r>
+    </w:p>
+    <w:p>
+      <w:pPr>
+        <w:pStyle w:val="p2"/>
+      </w:pPr>
+      <w:r>
+        <w:rPr>
+          <w:b/>
+          <w:bCs/>
+        </w:rPr>
+        <w:t>Task:</w:t>
+      </w:r>
+      <w:r>
+        <w:br/>
+        <w:t>I needed to determine whether the upgrade was necessary from both a reliability and long-term planning perspective.</w:t>
+      </w:r>
+    </w:p>
+    <w:p>
+      <w:pPr>
+        <w:pStyle w:val="p2"/>
+      </w:pPr>
+      <w:r>
+        <w:rPr>
+          <w:b/>
+          <w:bCs/>
+        </w:rPr>
+        <w:t>Action:</w:t>
+      </w:r>
+      <w:r>
+        <w:br/>
+        <w:t xml:space="preserve">I started by reviewing RPG, RTP, and TPIT plans to see if any future 345kV substations were planned nearby. After confirming there were none, I ran contingency analysis, which showed </w:t>
+      </w:r>
+      <w:r>
+        <w:lastRenderedPageBreak/>
+        <w:t>that the system could operate without violations even without the upgrade.</w:t>
+      </w:r>
+      <w:r>
+        <w:br/>
+        <w:t>However, I went further and performed transfer limit analysis to evaluate system capability. That analysis showed that adding a 345kV substation would significantly increase transfer capability and hosting capacity. I connected this to future growth by showing it would allow us to support large load interconnections.</w:t>
+      </w:r>
+    </w:p>
+    <w:p>
+      <w:pPr>
+        <w:pStyle w:val="p3"/>
+      </w:pPr>
+      <w:r>
+        <w:rPr>
+          <w:b/>
+          <w:bCs/>
+        </w:rPr>
+        <w:t>Result:</w:t>
+      </w:r>
+      <w:r>
+        <w:br/>
+        <w:t>My analysis showed that while the upgrade wasn’t required for immediate reliability, it provided strong long-term strategic value. It helped justify the investment and aligned the project with future system growth and large load opportunities.</w:t>
+      </w:r>
+    </w:p>
+    <w:p>
+      <w:r>
+        <w:rPr>
+          <w:noProof/>
+        </w:rPr>
+        <w:pict w14:anchorId="620255CE">
+          <v:rect id="_x0000_i1031" alt="" style="width:468pt;height:.05pt;mso-width-percent:0;mso-height-percent:0;mso-width-percent:0;mso-height-percent:0" o:hralign="center" o:hrstd="t" o:hr="t" fillcolor="#a0a0a0" stroked="f"/>
+        </w:pict>
+      </w:r>
+    </w:p>
+    <w:p>
+      <w:pPr>
+        <w:pStyle w:val="Heading1"/>
+      </w:pPr>
+      <w:r>
+        <w:rPr>
+          <w:rStyle w:val="s1"/>
+          <w:rFonts w:ascii="Apple Color Emoji" w:hAnsi="Apple Color Emoji" w:cs="Apple Color Emoji"/>
+        </w:rPr>
+        <w:t>⭐</w:t>
+      </w:r>
+      <w:r>
+        <w:rPr>
+          <w:rStyle w:val="s1"/>
+        </w:rPr>
+        <w:t xml:space="preserve"> Story 3 — PEC Process Building / Automation / Training</w:t>
+      </w:r>
+    </w:p>
+    <w:p>
+      <w:pPr>
+        <w:pStyle w:val="p2"/>
+      </w:pPr>
+      <w:r>
+        <w:rPr>
+          <w:b/>
+          <w:bCs/>
+        </w:rPr>
+        <w:t>Situation:</w:t>
+      </w:r>
+      <w:r>
+        <w:br/>
+        <w:t>When PEC transitioned to becoming more independent, I was hired from LCRA to help build internal processes, improve workflows, and support team development. At the time, many processes were still unstructured.</w:t>
+      </w:r>
+    </w:p>
+    <w:p>
+      <w:pPr>
+        <w:pStyle w:val="p2"/>
+      </w:pPr>
+      <w:r>
+        <w:rPr>
+          <w:b/>
+          <w:bCs/>
+        </w:rPr>
+        <w:t>Task:</w:t>
+      </w:r>
+      <w:r>
+        <w:br/>
+        <w:t>I was responsible for organizing workflows, improving efficiency through automation, and helping onboard and train team members while still delivering on ongoing work.</w:t>
+      </w:r>
+    </w:p>
+    <w:p>
+      <w:pPr>
+        <w:pStyle w:val="p2"/>
+      </w:pPr>
+      <w:r>
+        <w:rPr>
+          <w:b/>
+          <w:bCs/>
+        </w:rPr>
+        <w:t>Action:</w:t>
+      </w:r>
+      <w:r>
+        <w:br/>
+        <w:t>I first took ownership of learning new tasks I hadn’t done before by reviewing ERCOT requirements and internal processes. After understanding them, I created a project tracker and built a workflow to improve coordination between departments.</w:t>
+      </w:r>
+      <w:r>
+        <w:br/>
+        <w:t>I identified repetitive tasks and developed automation tools, templates, and a simplified workflow cheat sheet to reduce manual work. To ensure long-term usability, I created documentation and a user manual so others could use and troubleshoot the tools independently.</w:t>
+      </w:r>
+      <w:r>
+        <w:br/>
+        <w:t>I also helped evaluate candidates for new roles and trained new hires on both the technical work and the new processes.</w:t>
+      </w:r>
+    </w:p>
+    <w:p>
+      <w:pPr>
+        <w:pStyle w:val="p3"/>
+      </w:pPr>
+      <w:r>
+        <w:rPr>
+          <w:b/>
+          <w:bCs/>
+        </w:rPr>
+        <w:t>Result:</w:t>
+      </w:r>
+      <w:r>
+        <w:br/>
+        <w:t>The team became more efficient with clearer workflows and reduced manual effort. Onboarding new engineers became faster, and deliverables to ERCOT became more consistent. My director recognized the impact and shared positive feedback with leadership, including the Chief of Staff.</w:t>
+      </w:r>
+    </w:p>
+    <w:p>
+      <w:pPr>
         <w:pStyle w:val="p1"/>
+        <w:rPr>
+          <w:b/>
+          <w:bCs/>
+        </w:rPr>
+      </w:pPr>
+    </w:p>
+    <w:p>
+      <w:pPr>
+        <w:pStyle w:val="p1"/>
+        <w:rPr>
+          <w:b/>
+          <w:bCs/>
+        </w:rPr>
+      </w:pPr>
+    </w:p>
+    <w:p>
+      <w:pPr>
+        <w:pStyle w:val="p1"/>
       </w:pPr>
       <w:r>
         <w:rPr>
@@ -268,28 +572,351 @@
         <w:pStyle w:val="p3"/>
       </w:pPr>
       <w:r>
+        <w:t xml:space="preserve">I used these insights to </w:t>
+      </w:r>
+      <w:r>
+        <w:rPr>
+          <w:b/>
+          <w:bCs/>
+        </w:rPr>
+        <w:t>redesign the training</w:t>
+      </w:r>
+      <w:r>
+        <w:t xml:space="preserve">, incorporating </w:t>
+      </w:r>
+      <w:r>
+        <w:rPr>
+          <w:b/>
+          <w:bCs/>
+        </w:rPr>
+        <w:t>real-life scenarios, updated simulations, and practical case studies</w:t>
+      </w:r>
+      <w:r>
+        <w:t xml:space="preserve"> that better reflected operational challenges.</w:t>
+      </w:r>
+    </w:p>
+    <w:p>
+      <w:pPr>
+        <w:pStyle w:val="p2"/>
+      </w:pPr>
+    </w:p>
+    <w:p>
+      <w:pPr>
+        <w:pStyle w:val="p3"/>
+      </w:pPr>
+      <w:r>
+        <w:rPr>
+          <w:b/>
+          <w:bCs/>
+        </w:rPr>
+        <w:t>Result:</w:t>
+      </w:r>
+    </w:p>
+    <w:p>
+      <w:pPr>
+        <w:pStyle w:val="p4"/>
+      </w:pPr>
+      <w:r>
+        <w:t>•</w:t>
+      </w:r>
+      <w:r>
+        <w:rPr>
+          <w:rStyle w:val="apple-tab-span"/>
+          <w:rFonts w:eastAsiaTheme="majorEastAsia"/>
+        </w:rPr>
+        <w:t xml:space="preserve"> </w:t>
+      </w:r>
+      <w:r>
+        <w:t xml:space="preserve">Operators received a </w:t>
+      </w:r>
+      <w:r>
+        <w:rPr>
+          <w:b/>
+          <w:bCs/>
+        </w:rPr>
+        <w:t>highly improved, realistic simulation</w:t>
+      </w:r>
+      <w:r>
+        <w:t xml:space="preserve"> that better prepared them for future incidents.</w:t>
+      </w:r>
+    </w:p>
+    <w:p>
+      <w:pPr>
+        <w:pStyle w:val="p4"/>
+      </w:pPr>
+      <w:r>
+        <w:t>•</w:t>
+      </w:r>
+      <w:r>
+        <w:rPr>
+          <w:rStyle w:val="apple-tab-span"/>
+          <w:rFonts w:eastAsiaTheme="majorEastAsia"/>
+        </w:rPr>
+        <w:t xml:space="preserve"> </w:t>
+      </w:r>
+      <w:r>
+        <w:t xml:space="preserve">When the </w:t>
+      </w:r>
+      <w:r>
+        <w:rPr>
+          <w:b/>
+          <w:bCs/>
+        </w:rPr>
+        <w:t>next state estimator failure occurred</w:t>
+      </w:r>
+      <w:r>
+        <w:t xml:space="preserve">, they confidently executed RTA assessments, maintaining </w:t>
+      </w:r>
+      <w:r>
+        <w:rPr>
+          <w:b/>
+          <w:bCs/>
+        </w:rPr>
+        <w:t>grid reliability and keeping power on for Texans</w:t>
+      </w:r>
+      <w:r>
+        <w:t>.</w:t>
+      </w:r>
+    </w:p>
+    <w:p>
+      <w:pPr>
+        <w:pStyle w:val="p4"/>
+      </w:pPr>
+      <w:r>
+        <w:t>•</w:t>
+      </w:r>
+      <w:r>
+        <w:rPr>
+          <w:rStyle w:val="apple-tab-span"/>
+          <w:rFonts w:eastAsiaTheme="majorEastAsia"/>
+        </w:rPr>
+        <w:t xml:space="preserve"> </w:t>
+      </w:r>
+      <w:r>
+        <w:t xml:space="preserve">Leadership recognized my </w:t>
+      </w:r>
+      <w:r>
+        <w:rPr>
+          <w:b/>
+          <w:bCs/>
+        </w:rPr>
+        <w:t>initiative and ownership</w:t>
+      </w:r>
+      <w:r>
+        <w:t xml:space="preserve">, setting my efforts as an example of a </w:t>
+      </w:r>
+      <w:r>
+        <w:rPr>
+          <w:b/>
+          <w:bCs/>
+        </w:rPr>
+        <w:t>high-performing instructor</w:t>
+      </w:r>
+      <w:r>
+        <w:t xml:space="preserve"> who goes beyond the standard responsibilities to drive excellence.</w:t>
+      </w:r>
+    </w:p>
+    <w:p>
+      <w:pPr>
+        <w:pStyle w:val="p1"/>
+      </w:pPr>
+      <w:r>
+        <w:t xml:space="preserve">This story effectively demonstrates </w:t>
+      </w:r>
+      <w:r>
+        <w:rPr>
+          <w:b/>
+          <w:bCs/>
+        </w:rPr>
+        <w:t>Ownership</w:t>
+      </w:r>
+      <w:r>
+        <w:t xml:space="preserve">, </w:t>
+      </w:r>
+      <w:r>
+        <w:rPr>
+          <w:b/>
+          <w:bCs/>
+        </w:rPr>
+        <w:t>Customer Obsession</w:t>
+      </w:r>
+      <w:r>
+        <w:t xml:space="preserve">, and </w:t>
+      </w:r>
+      <w:r>
+        <w:rPr>
+          <w:b/>
+          <w:bCs/>
+        </w:rPr>
+        <w:t>Raising the Bar</w:t>
+      </w:r>
+      <w:r>
+        <w:t xml:space="preserve">—all key qualities Amazon values. Let me know if you’d like any refinements! </w:t>
+      </w:r>
+      <w:r>
+        <w:rPr>
+          <w:rFonts w:ascii="Apple Color Emoji" w:hAnsi="Apple Color Emoji" w:cs="Apple Color Emoji"/>
+        </w:rPr>
+        <w:t>🚀</w:t>
+      </w:r>
+    </w:p>
+    <w:p>
+      <w:pPr>
+        <w:pStyle w:val="p1"/>
+      </w:pPr>
+    </w:p>
+    <w:p>
+      <w:pPr>
+        <w:pStyle w:val="p1"/>
+      </w:pPr>
+      <w:r>
+        <w:t>write about when I stepped significantly outside my responsibilities, when I was operation training instructor where my operators were like my costumers, they are the front line of the busniess and i centered them in my focus, I started with them and went backward to find out how I can have a better simulation for them and have a better costumer satisfaction by raising the standards and going beyond of my responsibilties and taking ownership of my job.</w:t>
+      </w:r>
+    </w:p>
+    <w:p>
+      <w:pPr>
+        <w:pStyle w:val="p1"/>
+      </w:pPr>
+      <w:r>
+        <w:t>my task was to prepare Real time assessment training for them which performed when state estimator solution doesnt converge and there is a need to perform RTA assessment every 30 minutes per NERC requirement to estimate the voltages and flows across the gird and maintain the frequency and stabale voltage by estimating the flows and voltages manually to avoid voltage collapse or other incidents,</w:t>
+      </w:r>
+    </w:p>
+    <w:p>
+      <w:pPr>
+        <w:pStyle w:val="p1"/>
+      </w:pPr>
+      <w:r>
+        <w:t>my significant outside responsibility action was that i volunteered to work with operators on shift as shift real time engineer so i can see what is going on my costumer side, which challenges they are facing and learn through the recent incident and by solving them myself with collaboration with transmission desk, reliability desk, ruc desk and gen desk and shfit supervisors. i Implemented my learnings and the operators my cosutmers feedback into my simulation and integrated lessions learned into the presentation and created more realistic simulation and up todate presentation for them</w:t>
+      </w:r>
+    </w:p>
+    <w:p>
+      <w:pPr>
+        <w:pStyle w:val="p1"/>
+      </w:pPr>
+      <w:r>
+        <w:t>as the result of this training operators received highly improved simulation that prepared them future incidents.</w:t>
+      </w:r>
+    </w:p>
+    <w:p>
+      <w:pPr>
+        <w:pStyle w:val="p1"/>
+      </w:pPr>
+      <w:r>
+        <w:t>they were able to tackle the next times when state estimator did not solve and kept the reliability of the gird and texasn powers on.</w:t>
+      </w:r>
+    </w:p>
+    <w:p>
+      <w:pPr>
+        <w:pStyle w:val="p1"/>
+        <w:rPr>
+          <w:rStyle w:val="apple-converted-space"/>
+          <w:rFonts w:eastAsiaTheme="majorEastAsia"/>
+        </w:rPr>
+      </w:pPr>
+      <w:r>
+        <w:t>my efferot was recognized by leadership and this was set an example of highly performing instructor.</w:t>
+      </w:r>
+      <w:r>
+        <w:rPr>
+          <w:rStyle w:val="apple-converted-space"/>
+          <w:rFonts w:eastAsiaTheme="majorEastAsia"/>
+        </w:rPr>
+        <w:t> </w:t>
+      </w:r>
+    </w:p>
+    <w:p>
+      <w:pPr>
+        <w:pStyle w:val="p1"/>
+      </w:pPr>
+      <w:r>
+        <w:rPr>
+          <w:rStyle w:val="s1"/>
+          <w:rFonts w:eastAsiaTheme="majorEastAsia"/>
+        </w:rPr>
         <w:lastRenderedPageBreak/>
-        <w:t xml:space="preserve">I used these insights to </w:t>
-      </w:r>
-      <w:r>
-        <w:rPr>
-          <w:b/>
-          <w:bCs/>
-        </w:rPr>
-        <w:t>redesign the training</w:t>
-      </w:r>
-      <w:r>
-        <w:t xml:space="preserve">, incorporating </w:t>
-      </w:r>
-      <w:r>
-        <w:rPr>
-          <w:b/>
-          <w:bCs/>
-        </w:rPr>
-        <w:t>real-life scenarios, updated simulations, and practical case studies</w:t>
-      </w:r>
-      <w:r>
-        <w:t xml:space="preserve"> that better reflected operational challenges.</w:t>
+        <w:t xml:space="preserve">Here’s your </w:t>
+      </w:r>
+      <w:r>
+        <w:rPr>
+          <w:b/>
+          <w:bCs/>
+        </w:rPr>
+        <w:t>STAR-based</w:t>
+      </w:r>
+      <w:r>
+        <w:rPr>
+          <w:rStyle w:val="s1"/>
+          <w:rFonts w:eastAsiaTheme="majorEastAsia"/>
+        </w:rPr>
+        <w:t xml:space="preserve"> story incorporating the </w:t>
+      </w:r>
+      <w:r>
+        <w:rPr>
+          <w:b/>
+          <w:bCs/>
+        </w:rPr>
+        <w:t>SCADA failure, immediate response, API node checks, RTU validation, and incident reporting</w:t>
+      </w:r>
+      <w:r>
+        <w:rPr>
+          <w:rStyle w:val="s1"/>
+          <w:rFonts w:eastAsiaTheme="majorEastAsia"/>
+        </w:rPr>
+        <w:t xml:space="preserve">—all reinforcing </w:t>
+      </w:r>
+      <w:r>
+        <w:rPr>
+          <w:b/>
+          <w:bCs/>
+        </w:rPr>
+        <w:t>Ownership</w:t>
+      </w:r>
+      <w:r>
+        <w:rPr>
+          <w:rStyle w:val="s1"/>
+          <w:rFonts w:eastAsiaTheme="majorEastAsia"/>
+        </w:rPr>
+        <w:t xml:space="preserve">, </w:t>
+      </w:r>
+      <w:r>
+        <w:rPr>
+          <w:b/>
+          <w:bCs/>
+        </w:rPr>
+        <w:t>Deliver Results</w:t>
+      </w:r>
+      <w:r>
+        <w:rPr>
+          <w:rStyle w:val="s1"/>
+          <w:rFonts w:eastAsiaTheme="majorEastAsia"/>
+        </w:rPr>
+        <w:t xml:space="preserve">, and </w:t>
+      </w:r>
+      <w:r>
+        <w:rPr>
+          <w:b/>
+          <w:bCs/>
+        </w:rPr>
+        <w:t>Earn Trust</w:t>
+      </w:r>
+      <w:r>
+        <w:rPr>
+          <w:rStyle w:val="s1"/>
+          <w:rFonts w:eastAsiaTheme="majorEastAsia"/>
+        </w:rPr>
+        <w:t>.</w:t>
+      </w:r>
+    </w:p>
+    <w:p>
+      <w:pPr>
+        <w:pStyle w:val="p1"/>
+      </w:pPr>
+      <w:r>
+        <w:rPr>
+          <w:b/>
+          <w:bCs/>
+        </w:rPr>
+        <w:t>Handling a Critical System Switchover Alone at Midnight During SCADA Failure</w:t>
       </w:r>
     </w:p>
     <w:p>
@@ -306,7 +933,7 @@
           <w:b/>
           <w:bCs/>
         </w:rPr>
-        <w:t>Result:</w:t>
+        <w:t>Situation:</w:t>
       </w:r>
     </w:p>
     <w:p>
@@ -314,6 +941,189 @@
         <w:pStyle w:val="p4"/>
       </w:pPr>
       <w:r>
+        <w:t xml:space="preserve">One night during my time as a power system engineer, I was responsible for a </w:t>
+      </w:r>
+      <w:r>
+        <w:rPr>
+          <w:rStyle w:val="s1"/>
+          <w:rFonts w:eastAsiaTheme="majorEastAsia"/>
+          <w:b/>
+          <w:bCs/>
+        </w:rPr>
+        <w:t>critical system switchover from SSOC (System Security Operations Center) to BOCC (Backup Operations Control Center)</w:t>
+      </w:r>
+      <w:r>
+        <w:t>. This was a high-risk transition, ensuring that real-time grid monitoring continued without disruption.</w:t>
+      </w:r>
+    </w:p>
+    <w:p>
+      <w:pPr>
+        <w:pStyle w:val="p2"/>
+      </w:pPr>
+    </w:p>
+    <w:p>
+      <w:pPr>
+        <w:pStyle w:val="p4"/>
+      </w:pPr>
+      <w:r>
+        <w:t xml:space="preserve">At </w:t>
+      </w:r>
+      <w:r>
+        <w:rPr>
+          <w:rStyle w:val="s1"/>
+          <w:rFonts w:eastAsiaTheme="majorEastAsia"/>
+          <w:b/>
+          <w:bCs/>
+        </w:rPr>
+        <w:t>midnight</w:t>
+      </w:r>
+      <w:r>
+        <w:t xml:space="preserve">, while performing pre-switch checks, I noticed the </w:t>
+      </w:r>
+      <w:r>
+        <w:rPr>
+          <w:rStyle w:val="s1"/>
+          <w:rFonts w:eastAsiaTheme="majorEastAsia"/>
+          <w:b/>
+          <w:bCs/>
+        </w:rPr>
+        <w:t>SCADA display suddenly turned red</w:t>
+      </w:r>
+      <w:r>
+        <w:t xml:space="preserve">, indicating a </w:t>
+      </w:r>
+      <w:r>
+        <w:rPr>
+          <w:rStyle w:val="s1"/>
+          <w:rFonts w:eastAsiaTheme="majorEastAsia"/>
+          <w:b/>
+          <w:bCs/>
+        </w:rPr>
+        <w:t>system failure at SSOC</w:t>
+      </w:r>
+      <w:r>
+        <w:t xml:space="preserve">—meaning operators had </w:t>
+      </w:r>
+      <w:r>
+        <w:rPr>
+          <w:rStyle w:val="s1"/>
+          <w:rFonts w:eastAsiaTheme="majorEastAsia"/>
+          <w:b/>
+          <w:bCs/>
+        </w:rPr>
+        <w:t>lost visibility into real-time grid conditions</w:t>
+      </w:r>
+      <w:r>
+        <w:t xml:space="preserve">. This was an urgent situation, as any delays in restoring SCADA could have impacted </w:t>
+      </w:r>
+      <w:r>
+        <w:rPr>
+          <w:rStyle w:val="s1"/>
+          <w:rFonts w:eastAsiaTheme="majorEastAsia"/>
+          <w:b/>
+          <w:bCs/>
+        </w:rPr>
+        <w:t>grid stability and system reliability</w:t>
+      </w:r>
+      <w:r>
+        <w:t xml:space="preserve">. I was the </w:t>
+      </w:r>
+      <w:r>
+        <w:rPr>
+          <w:rStyle w:val="s1"/>
+          <w:rFonts w:eastAsiaTheme="majorEastAsia"/>
+          <w:b/>
+          <w:bCs/>
+        </w:rPr>
+        <w:t>only engineer on-site</w:t>
+      </w:r>
+      <w:r>
+        <w:t xml:space="preserve">, meaning I had to take </w:t>
+      </w:r>
+      <w:r>
+        <w:rPr>
+          <w:rStyle w:val="s1"/>
+          <w:rFonts w:eastAsiaTheme="majorEastAsia"/>
+          <w:b/>
+          <w:bCs/>
+        </w:rPr>
+        <w:t>full ownership</w:t>
+      </w:r>
+      <w:r>
+        <w:t xml:space="preserve"> of the response.</w:t>
+      </w:r>
+    </w:p>
+    <w:p>
+      <w:pPr>
+        <w:pStyle w:val="p2"/>
+      </w:pPr>
+    </w:p>
+    <w:p>
+      <w:pPr>
+        <w:pStyle w:val="p3"/>
+      </w:pPr>
+      <w:r>
+        <w:rPr>
+          <w:b/>
+          <w:bCs/>
+        </w:rPr>
+        <w:t>Task:</w:t>
+      </w:r>
+    </w:p>
+    <w:p>
+      <w:pPr>
+        <w:pStyle w:val="p4"/>
+      </w:pPr>
+      <w:r>
+        <w:t xml:space="preserve">My responsibility shifted from just executing the planned switchover to </w:t>
+      </w:r>
+      <w:r>
+        <w:rPr>
+          <w:rStyle w:val="s1"/>
+          <w:rFonts w:eastAsiaTheme="majorEastAsia"/>
+          <w:b/>
+          <w:bCs/>
+        </w:rPr>
+        <w:t>immediately restoring SCADA functionality</w:t>
+      </w:r>
+      <w:r>
+        <w:t xml:space="preserve"> by transitioning to BOCC while ensuring that operators had full system visibility. Given the urgency, I needed to act </w:t>
+      </w:r>
+      <w:r>
+        <w:rPr>
+          <w:rStyle w:val="s1"/>
+          <w:rFonts w:eastAsiaTheme="majorEastAsia"/>
+          <w:b/>
+          <w:bCs/>
+        </w:rPr>
+        <w:t>quickly and decisively</w:t>
+      </w:r>
+      <w:r>
+        <w:t xml:space="preserve"> to prevent a prolonged outage.</w:t>
+      </w:r>
+    </w:p>
+    <w:p>
+      <w:pPr>
+        <w:pStyle w:val="p2"/>
+      </w:pPr>
+    </w:p>
+    <w:p>
+      <w:pPr>
+        <w:pStyle w:val="p3"/>
+      </w:pPr>
+      <w:r>
+        <w:rPr>
+          <w:b/>
+          <w:bCs/>
+        </w:rPr>
+        <w:t>Action:</w:t>
+      </w:r>
+    </w:p>
+    <w:p>
+      <w:pPr>
+        <w:pStyle w:val="p5"/>
+      </w:pPr>
+      <w:r>
         <w:t>•</w:t>
       </w:r>
       <w:r>
@@ -324,22 +1134,57 @@
         <w:t xml:space="preserve"> </w:t>
       </w:r>
       <w:r>
-        <w:t xml:space="preserve">Operators received a </w:t>
-      </w:r>
-      <w:r>
-        <w:rPr>
-          <w:b/>
-          <w:bCs/>
-        </w:rPr>
-        <w:t>highly improved, realistic simulation</w:t>
-      </w:r>
-      <w:r>
-        <w:t xml:space="preserve"> that better prepared them for future incidents.</w:t>
-      </w:r>
-    </w:p>
-    <w:p>
-      <w:pPr>
-        <w:pStyle w:val="p4"/>
+        <w:rPr>
+          <w:rStyle w:val="s1"/>
+          <w:rFonts w:eastAsiaTheme="majorEastAsia"/>
+          <w:b/>
+          <w:bCs/>
+        </w:rPr>
+        <w:t>Immediate Communication:</w:t>
+      </w:r>
+      <w:r>
+        <w:t xml:space="preserve"> As soon as I saw the </w:t>
+      </w:r>
+      <w:r>
+        <w:rPr>
+          <w:rStyle w:val="s1"/>
+          <w:rFonts w:eastAsiaTheme="majorEastAsia"/>
+          <w:b/>
+          <w:bCs/>
+        </w:rPr>
+        <w:t>SCADA display turn red</w:t>
+      </w:r>
+      <w:r>
+        <w:t xml:space="preserve">, I immediately contacted the </w:t>
+      </w:r>
+      <w:r>
+        <w:rPr>
+          <w:rStyle w:val="s1"/>
+          <w:rFonts w:eastAsiaTheme="majorEastAsia"/>
+          <w:b/>
+          <w:bCs/>
+        </w:rPr>
+        <w:t>Control Room</w:t>
+      </w:r>
+      <w:r>
+        <w:t xml:space="preserve"> to inform them of the situation and let them know I was proceeding with the </w:t>
+      </w:r>
+      <w:r>
+        <w:rPr>
+          <w:rStyle w:val="s1"/>
+          <w:rFonts w:eastAsiaTheme="majorEastAsia"/>
+          <w:b/>
+          <w:bCs/>
+        </w:rPr>
+        <w:t>immediate switchover to BOCC</w:t>
+      </w:r>
+      <w:r>
+        <w:t>.</w:t>
+      </w:r>
+    </w:p>
+    <w:p>
+      <w:pPr>
+        <w:pStyle w:val="p5"/>
       </w:pPr>
       <w:r>
         <w:t>•</w:t>
@@ -352,32 +1197,33 @@
         <w:t xml:space="preserve"> </w:t>
       </w:r>
       <w:r>
-        <w:t xml:space="preserve">When the </w:t>
-      </w:r>
-      <w:r>
-        <w:rPr>
-          <w:b/>
-          <w:bCs/>
-        </w:rPr>
-        <w:t>next state estimator failure occurred</w:t>
-      </w:r>
-      <w:r>
-        <w:t xml:space="preserve">, they confidently executed RTA assessments, maintaining </w:t>
-      </w:r>
-      <w:r>
-        <w:rPr>
-          <w:b/>
-          <w:bCs/>
-        </w:rPr>
-        <w:t>grid reliability and keeping power on for Texans</w:t>
-      </w:r>
-      <w:r>
-        <w:t>.</w:t>
-      </w:r>
-    </w:p>
-    <w:p>
-      <w:pPr>
-        <w:pStyle w:val="p4"/>
+        <w:rPr>
+          <w:rStyle w:val="s1"/>
+          <w:rFonts w:eastAsiaTheme="majorEastAsia"/>
+          <w:b/>
+          <w:bCs/>
+        </w:rPr>
+        <w:t>API Node Validation:</w:t>
+      </w:r>
+      <w:r>
+        <w:t xml:space="preserve"> Before executing the transition, I checked the </w:t>
+      </w:r>
+      <w:r>
+        <w:rPr>
+          <w:rStyle w:val="s1"/>
+          <w:rFonts w:eastAsiaTheme="majorEastAsia"/>
+          <w:b/>
+          <w:bCs/>
+        </w:rPr>
+        <w:t>API nodes on BOCC</w:t>
+      </w:r>
+      <w:r>
+        <w:t xml:space="preserve"> to ensure they were up and running, preventing a failed takeover.</w:t>
+      </w:r>
+    </w:p>
+    <w:p>
+      <w:pPr>
+        <w:pStyle w:val="p5"/>
       </w:pPr>
       <w:r>
         <w:t>•</w:t>
@@ -390,719 +1236,48 @@
         <w:t xml:space="preserve"> </w:t>
       </w:r>
       <w:r>
-        <w:t xml:space="preserve">Leadership recognized my </w:t>
-      </w:r>
-      <w:r>
-        <w:rPr>
-          <w:b/>
-          <w:bCs/>
-        </w:rPr>
-        <w:t>initiative and ownership</w:t>
-      </w:r>
-      <w:r>
-        <w:t xml:space="preserve">, setting my efforts as an example of a </w:t>
-      </w:r>
-      <w:r>
-        <w:rPr>
-          <w:b/>
-          <w:bCs/>
-        </w:rPr>
-        <w:t>high-performing instructor</w:t>
-      </w:r>
-      <w:r>
-        <w:t xml:space="preserve"> who goes beyond the standard responsibilities to drive excellence.</w:t>
-      </w:r>
-    </w:p>
-    <w:p>
-      <w:pPr>
-        <w:pStyle w:val="p1"/>
-      </w:pPr>
-      <w:r>
-        <w:t xml:space="preserve">This story effectively demonstrates </w:t>
-      </w:r>
-      <w:r>
-        <w:rPr>
-          <w:b/>
-          <w:bCs/>
-        </w:rPr>
-        <w:t>Ownership</w:t>
-      </w:r>
-      <w:r>
-        <w:t xml:space="preserve">, </w:t>
-      </w:r>
-      <w:r>
-        <w:rPr>
-          <w:b/>
-          <w:bCs/>
-        </w:rPr>
-        <w:t>Customer Obsession</w:t>
-      </w:r>
-      <w:r>
-        <w:t xml:space="preserve">, and </w:t>
-      </w:r>
-      <w:r>
-        <w:rPr>
-          <w:b/>
-          <w:bCs/>
-        </w:rPr>
-        <w:t>Raising the Bar</w:t>
-      </w:r>
-      <w:r>
-        <w:t xml:space="preserve">—all key qualities Amazon values. Let me know if you’d like any refinements! </w:t>
-      </w:r>
-      <w:r>
-        <w:rPr>
-          <w:rFonts w:ascii="Apple Color Emoji" w:hAnsi="Apple Color Emoji" w:cs="Apple Color Emoji"/>
-        </w:rPr>
-        <w:t>🚀</w:t>
-      </w:r>
-    </w:p>
-    <w:p>
-      <w:pPr>
-        <w:pStyle w:val="p1"/>
-      </w:pPr>
-    </w:p>
-    <w:p>
-      <w:pPr>
-        <w:pStyle w:val="p1"/>
-      </w:pPr>
-      <w:r>
-        <w:t xml:space="preserve">write about when I stepped significantly outside my responsibilities, when I was operation training instructor where my operators were like my costumers, they are the front line of the </w:t>
-      </w:r>
-      <w:proofErr w:type="spellStart"/>
-      <w:r>
-        <w:t>busniess</w:t>
-      </w:r>
-      <w:proofErr w:type="spellEnd"/>
-      <w:r>
-        <w:t xml:space="preserve"> and </w:t>
-      </w:r>
-      <w:proofErr w:type="spellStart"/>
-      <w:r>
-        <w:t>i</w:t>
-      </w:r>
-      <w:proofErr w:type="spellEnd"/>
-      <w:r>
-        <w:t xml:space="preserve"> centered them in my focus, I started with them and went backward to find out how I can have a better simulation for them and have a better </w:t>
-      </w:r>
-      <w:proofErr w:type="spellStart"/>
-      <w:r>
-        <w:t>costumer</w:t>
-      </w:r>
-      <w:proofErr w:type="spellEnd"/>
-      <w:r>
-        <w:t xml:space="preserve"> satisfaction by raising the standards and going beyond of my </w:t>
-      </w:r>
-      <w:proofErr w:type="spellStart"/>
-      <w:r>
-        <w:t>responsibilties</w:t>
-      </w:r>
-      <w:proofErr w:type="spellEnd"/>
-      <w:r>
-        <w:t xml:space="preserve"> and taking ownership of my job.</w:t>
-      </w:r>
-    </w:p>
-    <w:p>
-      <w:pPr>
-        <w:pStyle w:val="p1"/>
-      </w:pPr>
-      <w:r>
-        <w:t xml:space="preserve">my task was to prepare Real time assessment training for them which performed when state estimator solution </w:t>
-      </w:r>
-      <w:proofErr w:type="spellStart"/>
-      <w:r>
-        <w:t>doesnt</w:t>
-      </w:r>
-      <w:proofErr w:type="spellEnd"/>
-      <w:r>
-        <w:t xml:space="preserve"> converge and there is a need to perform RTA assessment every 30 minutes per NERC requirement to estimate the voltages and flows across the gird and maintain the frequency and </w:t>
-      </w:r>
-      <w:proofErr w:type="spellStart"/>
-      <w:r>
-        <w:t>stabale</w:t>
-      </w:r>
-      <w:proofErr w:type="spellEnd"/>
-      <w:r>
-        <w:t xml:space="preserve"> voltage by estimating the flows and voltages manually to avoid voltage collapse or other incidents,</w:t>
-      </w:r>
-    </w:p>
-    <w:p>
-      <w:pPr>
-        <w:pStyle w:val="p1"/>
-      </w:pPr>
-      <w:r>
-        <w:t xml:space="preserve">my significant outside responsibility action was that </w:t>
-      </w:r>
-      <w:proofErr w:type="spellStart"/>
-      <w:r>
-        <w:t>i</w:t>
-      </w:r>
-      <w:proofErr w:type="spellEnd"/>
-      <w:r>
-        <w:t xml:space="preserve"> volunteered to work with operators on shift as shift real time engineer so </w:t>
-      </w:r>
-      <w:proofErr w:type="spellStart"/>
-      <w:r>
-        <w:t>i</w:t>
-      </w:r>
-      <w:proofErr w:type="spellEnd"/>
-      <w:r>
-        <w:t xml:space="preserve"> can see what is going on my costumer side, which challenges they are facing and learn through the recent incident and by solving them myself with collaboration with transmission desk, reliability desk, </w:t>
-      </w:r>
-      <w:proofErr w:type="spellStart"/>
-      <w:r>
-        <w:t>ruc</w:t>
-      </w:r>
-      <w:proofErr w:type="spellEnd"/>
-      <w:r>
-        <w:t xml:space="preserve"> desk and gen desk and </w:t>
-      </w:r>
-      <w:proofErr w:type="spellStart"/>
-      <w:r>
-        <w:t>shfit</w:t>
-      </w:r>
-      <w:proofErr w:type="spellEnd"/>
-      <w:r>
-        <w:t xml:space="preserve"> supervisors. </w:t>
-      </w:r>
-      <w:proofErr w:type="spellStart"/>
-      <w:r>
-        <w:t>i</w:t>
-      </w:r>
-      <w:proofErr w:type="spellEnd"/>
-      <w:r>
-        <w:t xml:space="preserve"> Implemented my learnings and the operators my </w:t>
-      </w:r>
-      <w:proofErr w:type="spellStart"/>
-      <w:r>
-        <w:t>cosutmers</w:t>
-      </w:r>
-      <w:proofErr w:type="spellEnd"/>
-      <w:r>
-        <w:t xml:space="preserve"> feedback into my simulation and integrated </w:t>
-      </w:r>
-      <w:proofErr w:type="spellStart"/>
-      <w:r>
-        <w:t>lessions</w:t>
-      </w:r>
-      <w:proofErr w:type="spellEnd"/>
-      <w:r>
-        <w:t xml:space="preserve"> learned into the presentation and created more realistic simulation and up </w:t>
-      </w:r>
-      <w:proofErr w:type="spellStart"/>
-      <w:r>
-        <w:t>todate</w:t>
-      </w:r>
-      <w:proofErr w:type="spellEnd"/>
-      <w:r>
-        <w:t xml:space="preserve"> presentation for them</w:t>
-      </w:r>
-    </w:p>
-    <w:p>
-      <w:pPr>
-        <w:pStyle w:val="p1"/>
-      </w:pPr>
-      <w:r>
-        <w:t>as the result of this training operators received highly improved simulation that prepared them future incidents.</w:t>
-      </w:r>
-    </w:p>
-    <w:p>
-      <w:pPr>
-        <w:pStyle w:val="p1"/>
-      </w:pPr>
-      <w:r>
-        <w:t xml:space="preserve">they were able to tackle the next times when state estimator did not solve and kept the reliability of the gird and </w:t>
-      </w:r>
-      <w:proofErr w:type="spellStart"/>
-      <w:r>
-        <w:t>texasn</w:t>
-      </w:r>
-      <w:proofErr w:type="spellEnd"/>
-      <w:r>
-        <w:t xml:space="preserve"> powers on.</w:t>
-      </w:r>
-    </w:p>
-    <w:p>
-      <w:pPr>
-        <w:pStyle w:val="p1"/>
-        <w:rPr>
-          <w:rStyle w:val="apple-converted-space"/>
-          <w:rFonts w:eastAsiaTheme="majorEastAsia"/>
-        </w:rPr>
+        <w:rPr>
+          <w:rStyle w:val="s1"/>
+          <w:rFonts w:eastAsiaTheme="majorEastAsia"/>
+          <w:b/>
+          <w:bCs/>
+        </w:rPr>
+        <w:t>Executing the Switchover:</w:t>
+      </w:r>
+      <w:r>
+        <w:t xml:space="preserve"> I </w:t>
+      </w:r>
+      <w:r>
+        <w:rPr>
+          <w:rStyle w:val="s1"/>
+          <w:rFonts w:eastAsiaTheme="majorEastAsia"/>
+          <w:b/>
+          <w:bCs/>
+        </w:rPr>
+        <w:t>initiated the switchover</w:t>
+      </w:r>
+      <w:r>
+        <w:t xml:space="preserve">, carefully monitoring system logs and ensuring a </w:t>
+      </w:r>
+      <w:r>
+        <w:rPr>
+          <w:rStyle w:val="s1"/>
+          <w:rFonts w:eastAsiaTheme="majorEastAsia"/>
+          <w:b/>
+          <w:bCs/>
+        </w:rPr>
+        <w:t>seamless transition</w:t>
+      </w:r>
+      <w:r>
+        <w:t xml:space="preserve"> from SSOC to BOCC.</w:t>
+      </w:r>
+    </w:p>
+    <w:p>
+      <w:pPr>
+        <w:pStyle w:val="p5"/>
       </w:pPr>
       <w:r>
         <w:lastRenderedPageBreak/>
-        <w:t xml:space="preserve">my </w:t>
-      </w:r>
-      <w:proofErr w:type="spellStart"/>
-      <w:r>
-        <w:t>efferot</w:t>
-      </w:r>
-      <w:proofErr w:type="spellEnd"/>
-      <w:r>
-        <w:t xml:space="preserve"> was recognized by leadership and this was set an example of highly performing instructor.</w:t>
-      </w:r>
-      <w:r>
-        <w:rPr>
-          <w:rStyle w:val="apple-converted-space"/>
-          <w:rFonts w:eastAsiaTheme="majorEastAsia"/>
-        </w:rPr>
-        <w:t> </w:t>
-      </w:r>
-    </w:p>
-    <w:p>
-      <w:pPr>
-        <w:pStyle w:val="p1"/>
-      </w:pPr>
-      <w:r>
-        <w:rPr>
-          <w:rStyle w:val="s1"/>
-          <w:rFonts w:eastAsiaTheme="majorEastAsia"/>
-        </w:rPr>
-        <w:t xml:space="preserve">Here’s your </w:t>
-      </w:r>
-      <w:r>
-        <w:rPr>
-          <w:b/>
-          <w:bCs/>
-        </w:rPr>
-        <w:t>STAR-based</w:t>
-      </w:r>
-      <w:r>
-        <w:rPr>
-          <w:rStyle w:val="s1"/>
-          <w:rFonts w:eastAsiaTheme="majorEastAsia"/>
-        </w:rPr>
-        <w:t xml:space="preserve"> story incorporating the </w:t>
-      </w:r>
-      <w:r>
-        <w:rPr>
-          <w:b/>
-          <w:bCs/>
-        </w:rPr>
-        <w:t>SCADA failure, immediate response, API node checks, RTU validation, and incident reporting</w:t>
-      </w:r>
-      <w:r>
-        <w:rPr>
-          <w:rStyle w:val="s1"/>
-          <w:rFonts w:eastAsiaTheme="majorEastAsia"/>
-        </w:rPr>
-        <w:t xml:space="preserve">—all reinforcing </w:t>
-      </w:r>
-      <w:r>
-        <w:rPr>
-          <w:b/>
-          <w:bCs/>
-        </w:rPr>
-        <w:t>Ownership</w:t>
-      </w:r>
-      <w:r>
-        <w:rPr>
-          <w:rStyle w:val="s1"/>
-          <w:rFonts w:eastAsiaTheme="majorEastAsia"/>
-        </w:rPr>
-        <w:t xml:space="preserve">, </w:t>
-      </w:r>
-      <w:r>
-        <w:rPr>
-          <w:b/>
-          <w:bCs/>
-        </w:rPr>
-        <w:t>Deliver Results</w:t>
-      </w:r>
-      <w:r>
-        <w:rPr>
-          <w:rStyle w:val="s1"/>
-          <w:rFonts w:eastAsiaTheme="majorEastAsia"/>
-        </w:rPr>
-        <w:t xml:space="preserve">, and </w:t>
-      </w:r>
-      <w:r>
-        <w:rPr>
-          <w:b/>
-          <w:bCs/>
-        </w:rPr>
-        <w:t>Earn Trust</w:t>
-      </w:r>
-      <w:r>
-        <w:rPr>
-          <w:rStyle w:val="s1"/>
-          <w:rFonts w:eastAsiaTheme="majorEastAsia"/>
-        </w:rPr>
-        <w:t>.</w:t>
-      </w:r>
-    </w:p>
-    <w:p>
-      <w:pPr>
-        <w:pStyle w:val="p1"/>
-      </w:pPr>
-      <w:r>
-        <w:rPr>
-          <w:b/>
-          <w:bCs/>
-        </w:rPr>
-        <w:t>Handling a Critical System Switchover Alone at Midnight During SCADA Failure</w:t>
-      </w:r>
-    </w:p>
-    <w:p>
-      <w:pPr>
-        <w:pStyle w:val="p2"/>
-      </w:pPr>
-    </w:p>
-    <w:p>
-      <w:pPr>
-        <w:pStyle w:val="p3"/>
-      </w:pPr>
-      <w:r>
-        <w:rPr>
-          <w:b/>
-          <w:bCs/>
-        </w:rPr>
-        <w:t>Situation:</w:t>
-      </w:r>
-    </w:p>
-    <w:p>
-      <w:pPr>
-        <w:pStyle w:val="p4"/>
-      </w:pPr>
-      <w:r>
-        <w:t xml:space="preserve">One night during my time as a power system engineer, I was responsible for a </w:t>
-      </w:r>
-      <w:r>
-        <w:rPr>
-          <w:rStyle w:val="s1"/>
-          <w:rFonts w:eastAsiaTheme="majorEastAsia"/>
-          <w:b/>
-          <w:bCs/>
-        </w:rPr>
-        <w:t>critical system switchover from SSOC (System Security Operations Center) to BOCC (Backup Operations Control Center)</w:t>
-      </w:r>
-      <w:r>
-        <w:t>. This was a high-risk transition, ensuring that real-time grid monitoring continued without disruption.</w:t>
-      </w:r>
-    </w:p>
-    <w:p>
-      <w:pPr>
-        <w:pStyle w:val="p2"/>
-      </w:pPr>
-    </w:p>
-    <w:p>
-      <w:pPr>
-        <w:pStyle w:val="p4"/>
-      </w:pPr>
-      <w:r>
-        <w:t xml:space="preserve">At </w:t>
-      </w:r>
-      <w:r>
-        <w:rPr>
-          <w:rStyle w:val="s1"/>
-          <w:rFonts w:eastAsiaTheme="majorEastAsia"/>
-          <w:b/>
-          <w:bCs/>
-        </w:rPr>
-        <w:t>midnight</w:t>
-      </w:r>
-      <w:r>
-        <w:t xml:space="preserve">, while performing pre-switch checks, I noticed the </w:t>
-      </w:r>
-      <w:r>
-        <w:rPr>
-          <w:rStyle w:val="s1"/>
-          <w:rFonts w:eastAsiaTheme="majorEastAsia"/>
-          <w:b/>
-          <w:bCs/>
-        </w:rPr>
-        <w:t>SCADA display suddenly turned red</w:t>
-      </w:r>
-      <w:r>
-        <w:t xml:space="preserve">, indicating a </w:t>
-      </w:r>
-      <w:r>
-        <w:rPr>
-          <w:rStyle w:val="s1"/>
-          <w:rFonts w:eastAsiaTheme="majorEastAsia"/>
-          <w:b/>
-          <w:bCs/>
-        </w:rPr>
-        <w:t>system failure at SSOC</w:t>
-      </w:r>
-      <w:r>
-        <w:t xml:space="preserve">—meaning operators had </w:t>
-      </w:r>
-      <w:r>
-        <w:rPr>
-          <w:rStyle w:val="s1"/>
-          <w:rFonts w:eastAsiaTheme="majorEastAsia"/>
-          <w:b/>
-          <w:bCs/>
-        </w:rPr>
-        <w:t>lost visibility into real-time grid conditions</w:t>
-      </w:r>
-      <w:r>
-        <w:t xml:space="preserve">. This was an urgent situation, as any delays in restoring SCADA could have impacted </w:t>
-      </w:r>
-      <w:r>
-        <w:rPr>
-          <w:rStyle w:val="s1"/>
-          <w:rFonts w:eastAsiaTheme="majorEastAsia"/>
-          <w:b/>
-          <w:bCs/>
-        </w:rPr>
-        <w:t>grid stability and system reliability</w:t>
-      </w:r>
-      <w:r>
-        <w:t xml:space="preserve">. I was the </w:t>
-      </w:r>
-      <w:r>
-        <w:rPr>
-          <w:rStyle w:val="s1"/>
-          <w:rFonts w:eastAsiaTheme="majorEastAsia"/>
-          <w:b/>
-          <w:bCs/>
-        </w:rPr>
-        <w:t>only engineer on-site</w:t>
-      </w:r>
-      <w:r>
-        <w:t xml:space="preserve">, meaning I had to take </w:t>
-      </w:r>
-      <w:r>
-        <w:rPr>
-          <w:rStyle w:val="s1"/>
-          <w:rFonts w:eastAsiaTheme="majorEastAsia"/>
-          <w:b/>
-          <w:bCs/>
-        </w:rPr>
-        <w:t>full ownership</w:t>
-      </w:r>
-      <w:r>
-        <w:t xml:space="preserve"> of the response.</w:t>
-      </w:r>
-    </w:p>
-    <w:p>
-      <w:pPr>
-        <w:pStyle w:val="p2"/>
-      </w:pPr>
-    </w:p>
-    <w:p>
-      <w:pPr>
-        <w:pStyle w:val="p3"/>
-      </w:pPr>
-      <w:r>
-        <w:rPr>
-          <w:b/>
-          <w:bCs/>
-        </w:rPr>
-        <w:t>Task:</w:t>
-      </w:r>
-    </w:p>
-    <w:p>
-      <w:pPr>
-        <w:pStyle w:val="p4"/>
-      </w:pPr>
-      <w:r>
-        <w:t xml:space="preserve">My responsibility shifted from just executing the planned switchover to </w:t>
-      </w:r>
-      <w:r>
-        <w:rPr>
-          <w:rStyle w:val="s1"/>
-          <w:rFonts w:eastAsiaTheme="majorEastAsia"/>
-          <w:b/>
-          <w:bCs/>
-        </w:rPr>
-        <w:t>immediately restoring SCADA functionality</w:t>
-      </w:r>
-      <w:r>
-        <w:t xml:space="preserve"> by transitioning to BOCC while ensuring that operators had full system visibility. Given the urgency, I needed to act </w:t>
-      </w:r>
-      <w:r>
-        <w:rPr>
-          <w:rStyle w:val="s1"/>
-          <w:rFonts w:eastAsiaTheme="majorEastAsia"/>
-          <w:b/>
-          <w:bCs/>
-        </w:rPr>
-        <w:t>quickly and decisively</w:t>
-      </w:r>
-      <w:r>
-        <w:t xml:space="preserve"> to prevent a prolonged outage.</w:t>
-      </w:r>
-    </w:p>
-    <w:p>
-      <w:pPr>
-        <w:pStyle w:val="p2"/>
-      </w:pPr>
-    </w:p>
-    <w:p>
-      <w:pPr>
-        <w:pStyle w:val="p3"/>
-      </w:pPr>
-      <w:r>
-        <w:rPr>
-          <w:b/>
-          <w:bCs/>
-        </w:rPr>
-        <w:t>Action:</w:t>
-      </w:r>
-    </w:p>
-    <w:p>
-      <w:pPr>
-        <w:pStyle w:val="p5"/>
-      </w:pPr>
-      <w:r>
-        <w:t>•</w:t>
-      </w:r>
-      <w:r>
-        <w:rPr>
-          <w:rStyle w:val="apple-tab-span"/>
-          <w:rFonts w:eastAsiaTheme="majorEastAsia"/>
-        </w:rPr>
-        <w:t xml:space="preserve"> </w:t>
-      </w:r>
-      <w:r>
-        <w:rPr>
-          <w:rStyle w:val="s1"/>
-          <w:rFonts w:eastAsiaTheme="majorEastAsia"/>
-          <w:b/>
-          <w:bCs/>
-        </w:rPr>
-        <w:t>Immediate Communication:</w:t>
-      </w:r>
-      <w:r>
-        <w:t xml:space="preserve"> As soon as I saw the </w:t>
-      </w:r>
-      <w:r>
-        <w:rPr>
-          <w:rStyle w:val="s1"/>
-          <w:rFonts w:eastAsiaTheme="majorEastAsia"/>
-          <w:b/>
-          <w:bCs/>
-        </w:rPr>
-        <w:t>SCADA display turn red</w:t>
-      </w:r>
-      <w:r>
-        <w:t xml:space="preserve">, I immediately contacted the </w:t>
-      </w:r>
-      <w:r>
-        <w:rPr>
-          <w:rStyle w:val="s1"/>
-          <w:rFonts w:eastAsiaTheme="majorEastAsia"/>
-          <w:b/>
-          <w:bCs/>
-        </w:rPr>
-        <w:t>Control Room</w:t>
-      </w:r>
-      <w:r>
-        <w:t xml:space="preserve"> to inform them of the situation and let them know I was proceeding with the </w:t>
-      </w:r>
-      <w:r>
-        <w:rPr>
-          <w:rStyle w:val="s1"/>
-          <w:rFonts w:eastAsiaTheme="majorEastAsia"/>
-          <w:b/>
-          <w:bCs/>
-        </w:rPr>
-        <w:t>immediate switchover to BOCC</w:t>
-      </w:r>
-      <w:r>
-        <w:t>.</w:t>
-      </w:r>
-    </w:p>
-    <w:p>
-      <w:pPr>
-        <w:pStyle w:val="p5"/>
-      </w:pPr>
-      <w:r>
-        <w:t>•</w:t>
-      </w:r>
-      <w:r>
-        <w:rPr>
-          <w:rStyle w:val="apple-tab-span"/>
-          <w:rFonts w:eastAsiaTheme="majorEastAsia"/>
-        </w:rPr>
-        <w:t xml:space="preserve"> </w:t>
-      </w:r>
-      <w:r>
-        <w:rPr>
-          <w:rStyle w:val="s1"/>
-          <w:rFonts w:eastAsiaTheme="majorEastAsia"/>
-          <w:b/>
-          <w:bCs/>
-        </w:rPr>
-        <w:t>API Node Validation:</w:t>
-      </w:r>
-      <w:r>
-        <w:t xml:space="preserve"> Before executing the transition, I checked the </w:t>
-      </w:r>
-      <w:r>
-        <w:rPr>
-          <w:rStyle w:val="s1"/>
-          <w:rFonts w:eastAsiaTheme="majorEastAsia"/>
-          <w:b/>
-          <w:bCs/>
-        </w:rPr>
-        <w:t>API nodes on BOCC</w:t>
-      </w:r>
-      <w:r>
-        <w:t xml:space="preserve"> to ensure they were up and running, preventing a failed takeover.</w:t>
-      </w:r>
-    </w:p>
-    <w:p>
-      <w:pPr>
-        <w:pStyle w:val="p5"/>
-      </w:pPr>
-      <w:r>
-        <w:lastRenderedPageBreak/>
-        <w:t>•</w:t>
-      </w:r>
-      <w:r>
-        <w:rPr>
-          <w:rStyle w:val="apple-tab-span"/>
-          <w:rFonts w:eastAsiaTheme="majorEastAsia"/>
-        </w:rPr>
-        <w:t xml:space="preserve"> </w:t>
-      </w:r>
-      <w:r>
-        <w:rPr>
-          <w:rStyle w:val="s1"/>
-          <w:rFonts w:eastAsiaTheme="majorEastAsia"/>
-          <w:b/>
-          <w:bCs/>
-        </w:rPr>
-        <w:t>Executing the Switchover:</w:t>
-      </w:r>
-      <w:r>
-        <w:t xml:space="preserve"> I </w:t>
-      </w:r>
-      <w:r>
-        <w:rPr>
-          <w:rStyle w:val="s1"/>
-          <w:rFonts w:eastAsiaTheme="majorEastAsia"/>
-          <w:b/>
-          <w:bCs/>
-        </w:rPr>
-        <w:t>initiated the switchover</w:t>
-      </w:r>
-      <w:r>
-        <w:t xml:space="preserve">, carefully monitoring system logs and ensuring a </w:t>
-      </w:r>
-      <w:r>
-        <w:rPr>
-          <w:rStyle w:val="s1"/>
-          <w:rFonts w:eastAsiaTheme="majorEastAsia"/>
-          <w:b/>
-          <w:bCs/>
-        </w:rPr>
-        <w:t>seamless transition</w:t>
-      </w:r>
-      <w:r>
-        <w:t xml:space="preserve"> from SSOC to BOCC.</w:t>
-      </w:r>
-    </w:p>
-    <w:p>
-      <w:pPr>
-        <w:pStyle w:val="p5"/>
-      </w:pPr>
-      <w:r>
         <w:t>•</w:t>
       </w:r>
       <w:r>
@@ -1453,6 +1628,7 @@
         <w:pStyle w:val="p1"/>
       </w:pPr>
       <w:r>
+        <w:lastRenderedPageBreak/>
         <w:t xml:space="preserve">Here’s your </w:t>
       </w:r>
       <w:r>
@@ -1759,48 +1935,57 @@
         <w:pStyle w:val="p6"/>
       </w:pPr>
       <w:r>
+        <w:t>•</w:t>
+      </w:r>
+      <w:r>
+        <w:rPr>
+          <w:rStyle w:val="apple-tab-span"/>
+          <w:rFonts w:eastAsiaTheme="majorEastAsia"/>
+        </w:rPr>
+        <w:t xml:space="preserve"> </w:t>
+      </w:r>
+      <w:r>
+        <w:rPr>
+          <w:rStyle w:val="s1"/>
+          <w:rFonts w:eastAsiaTheme="majorEastAsia"/>
+          <w:b/>
+          <w:bCs/>
+        </w:rPr>
+        <w:t>Identifying the Root Cause:</w:t>
+      </w:r>
+      <w:r>
+        <w:t xml:space="preserve"> By carefully reviewing system entries, I discovered a </w:t>
+      </w:r>
+      <w:r>
+        <w:rPr>
+          <w:rStyle w:val="s1"/>
+          <w:rFonts w:eastAsiaTheme="majorEastAsia"/>
+          <w:b/>
+          <w:bCs/>
+        </w:rPr>
+        <w:t>duplicate data entry in the configuration file</w:t>
+      </w:r>
+      <w:r>
+        <w:t xml:space="preserve">, which was </w:t>
+      </w:r>
+      <w:r>
+        <w:rPr>
+          <w:rStyle w:val="s1"/>
+          <w:rFonts w:eastAsiaTheme="majorEastAsia"/>
+          <w:b/>
+          <w:bCs/>
+        </w:rPr>
+        <w:t xml:space="preserve">causing a conflict and preventing data from </w:t>
+      </w:r>
+      <w:r>
+        <w:rPr>
+          <w:rStyle w:val="s1"/>
+          <w:rFonts w:eastAsiaTheme="majorEastAsia"/>
+          <w:b/>
+          <w:bCs/>
+        </w:rPr>
         <w:lastRenderedPageBreak/>
-        <w:t>•</w:t>
-      </w:r>
-      <w:r>
-        <w:rPr>
-          <w:rStyle w:val="apple-tab-span"/>
-          <w:rFonts w:eastAsiaTheme="majorEastAsia"/>
-        </w:rPr>
-        <w:t xml:space="preserve"> </w:t>
-      </w:r>
-      <w:r>
-        <w:rPr>
-          <w:rStyle w:val="s1"/>
-          <w:rFonts w:eastAsiaTheme="majorEastAsia"/>
-          <w:b/>
-          <w:bCs/>
-        </w:rPr>
-        <w:t>Identifying the Root Cause:</w:t>
-      </w:r>
-      <w:r>
-        <w:t xml:space="preserve"> By carefully reviewing system entries, I discovered a </w:t>
-      </w:r>
-      <w:r>
-        <w:rPr>
-          <w:rStyle w:val="s1"/>
-          <w:rFonts w:eastAsiaTheme="majorEastAsia"/>
-          <w:b/>
-          <w:bCs/>
-        </w:rPr>
-        <w:t>duplicate data entry in the configuration file</w:t>
-      </w:r>
-      <w:r>
-        <w:t xml:space="preserve">, which was </w:t>
-      </w:r>
-      <w:r>
-        <w:rPr>
-          <w:rStyle w:val="s1"/>
-          <w:rFonts w:eastAsiaTheme="majorEastAsia"/>
-          <w:b/>
-          <w:bCs/>
-        </w:rPr>
-        <w:t>causing a conflict and preventing data from being sent to ERCOT</w:t>
+        <w:t>being sent to ERCOT</w:t>
       </w:r>
       <w:r>
         <w:t>. Essentially, the system was attempting to process two conflicting data streams for the same PMU, which resulted in data transmission failure.</w:t>
@@ -2134,6 +2319,7 @@
           <w:b/>
           <w:bCs/>
         </w:rPr>
+        <w:lastRenderedPageBreak/>
         <w:t>Optimizing a Load Interconnection Study by Identifying Hidden Inefficiencies</w:t>
       </w:r>
     </w:p>
@@ -2265,24 +2451,10 @@
           <w:b/>
           <w:bCs/>
         </w:rPr>
-        <w:t xml:space="preserve">gut feeling that something was </w:t>
-      </w:r>
-      <w:proofErr w:type="gramStart"/>
-      <w:r>
-        <w:rPr>
-          <w:rStyle w:val="s1"/>
-          <w:rFonts w:eastAsiaTheme="majorEastAsia"/>
-          <w:b/>
-          <w:bCs/>
-        </w:rPr>
-        <w:t>off</w:t>
-      </w:r>
-      <w:r>
-        <w:t>—given</w:t>
-      </w:r>
-      <w:proofErr w:type="gramEnd"/>
-      <w:r>
-        <w:t xml:space="preserve"> our existing grid infrastructure, this seemed excessive.</w:t>
+        <w:t>gut feeling that something was off</w:t>
+      </w:r>
+      <w:r>
+        <w:t>—given our existing grid infrastructure, this seemed excessive.</w:t>
       </w:r>
     </w:p>
     <w:p>
@@ -2594,30 +2766,27 @@
         <w:t>two key substations</w:t>
       </w:r>
       <w:r>
-        <w:t xml:space="preserve"> were needed. </w:t>
-      </w:r>
+        <w:t xml:space="preserve"> were needed. Additionally, I proposed leveraging </w:t>
+      </w:r>
+      <w:r>
+        <w:rPr>
+          <w:rStyle w:val="s1"/>
+          <w:rFonts w:eastAsiaTheme="majorEastAsia"/>
+          <w:b/>
+          <w:bCs/>
+        </w:rPr>
+        <w:t>mobile transformers and existing capacitor banks</w:t>
+      </w:r>
+      <w:r>
+        <w:t xml:space="preserve"> to support voltage during construction.</w:t>
+      </w:r>
+    </w:p>
+    <w:p>
+      <w:pPr>
+        <w:pStyle w:val="p5"/>
+      </w:pPr>
       <w:r>
         <w:lastRenderedPageBreak/>
-        <w:t xml:space="preserve">Additionally, I proposed leveraging </w:t>
-      </w:r>
-      <w:r>
-        <w:rPr>
-          <w:rStyle w:val="s1"/>
-          <w:rFonts w:eastAsiaTheme="majorEastAsia"/>
-          <w:b/>
-          <w:bCs/>
-        </w:rPr>
-        <w:t>mobile transformers and existing capacitor banks</w:t>
-      </w:r>
-      <w:r>
-        <w:t xml:space="preserve"> to support voltage during construction.</w:t>
-      </w:r>
-    </w:p>
-    <w:p>
-      <w:pPr>
-        <w:pStyle w:val="p5"/>
-      </w:pPr>
-      <w:r>
         <w:t>•</w:t>
       </w:r>
       <w:r>
@@ -2945,7 +3114,6 @@
           <w:b/>
           <w:bCs/>
         </w:rPr>
-        <w:lastRenderedPageBreak/>
         <w:t>STAR Response for Waterloo Interconnection Study</w:t>
       </w:r>
     </w:p>
@@ -3317,8 +3485,65 @@
           <w:rStyle w:val="s2"/>
           <w:rFonts w:eastAsiaTheme="majorEastAsia"/>
         </w:rPr>
+        <w:t>4.</w:t>
+      </w:r>
+      <w:r>
+        <w:rPr>
+          <w:rStyle w:val="apple-tab-span"/>
+          <w:rFonts w:eastAsiaTheme="majorEastAsia"/>
+        </w:rPr>
+        <w:t xml:space="preserve"> </w:t>
+      </w:r>
+      <w:r>
+        <w:rPr>
+          <w:b/>
+          <w:bCs/>
+        </w:rPr>
+        <w:t>Recommended the Best POI:</w:t>
+      </w:r>
+      <w:r>
+        <w:rPr>
+          <w:rStyle w:val="s2"/>
+          <w:rFonts w:eastAsiaTheme="majorEastAsia"/>
+        </w:rPr>
+        <w:t xml:space="preserve"> I identified a </w:t>
+      </w:r>
+      <w:r>
+        <w:rPr>
+          <w:b/>
+          <w:bCs/>
+        </w:rPr>
+        <w:t>location that would save the customer approximately $8 million</w:t>
+      </w:r>
+      <w:r>
+        <w:rPr>
+          <w:rStyle w:val="s2"/>
+          <w:rFonts w:eastAsiaTheme="majorEastAsia"/>
+        </w:rPr>
+        <w:t xml:space="preserve"> in unnecessary infrastructure while </w:t>
+      </w:r>
+      <w:r>
+        <w:rPr>
+          <w:b/>
+          <w:bCs/>
+        </w:rPr>
+        <w:t>minimizing congestion risks</w:t>
+      </w:r>
+      <w:r>
+        <w:rPr>
+          <w:rStyle w:val="s2"/>
+          <w:rFonts w:eastAsiaTheme="majorEastAsia"/>
+        </w:rPr>
+        <w:t xml:space="preserve"> for the broader grid.</w:t>
+      </w:r>
+    </w:p>
+    <w:p>
+      <w:pPr>
+        <w:pStyle w:val="p6"/>
+      </w:pPr>
+      <w:r>
         <w:lastRenderedPageBreak/>
-        <w:t>4.</w:t>
+        <w:t>5.</w:t>
       </w:r>
       <w:r>
         <w:rPr>
@@ -3329,53 +3554,56 @@
       </w:r>
       <w:r>
         <w:rPr>
-          <w:b/>
-          <w:bCs/>
-        </w:rPr>
-        <w:t>Recommended the Best POI:</w:t>
-      </w:r>
-      <w:r>
-        <w:rPr>
-          <w:rStyle w:val="s2"/>
-          <w:rFonts w:eastAsiaTheme="majorEastAsia"/>
-        </w:rPr>
-        <w:t xml:space="preserve"> I identified a </w:t>
-      </w:r>
-      <w:r>
-        <w:rPr>
-          <w:b/>
-          <w:bCs/>
-        </w:rPr>
-        <w:t>location that would save the customer approximately $8 million</w:t>
-      </w:r>
-      <w:r>
-        <w:rPr>
-          <w:rStyle w:val="s2"/>
-          <w:rFonts w:eastAsiaTheme="majorEastAsia"/>
-        </w:rPr>
-        <w:t xml:space="preserve"> in unnecessary infrastructure while </w:t>
-      </w:r>
-      <w:r>
-        <w:rPr>
-          <w:b/>
-          <w:bCs/>
-        </w:rPr>
-        <w:t>minimizing congestion risks</w:t>
-      </w:r>
-      <w:r>
-        <w:rPr>
-          <w:rStyle w:val="s2"/>
-          <w:rFonts w:eastAsiaTheme="majorEastAsia"/>
-        </w:rPr>
-        <w:t xml:space="preserve"> for the broader grid.</w:t>
-      </w:r>
-    </w:p>
-    <w:p>
-      <w:pPr>
-        <w:pStyle w:val="p6"/>
-      </w:pPr>
-      <w:r>
-        <w:t>5.</w:t>
+          <w:rStyle w:val="s1"/>
+          <w:rFonts w:eastAsiaTheme="majorEastAsia"/>
+          <w:b/>
+          <w:bCs/>
+        </w:rPr>
+        <w:t>Documented a Lessons-Learned Process:</w:t>
+      </w:r>
+      <w:r>
+        <w:t xml:space="preserve"> I worked with my team to establish </w:t>
+      </w:r>
+      <w:r>
+        <w:rPr>
+          <w:rStyle w:val="s1"/>
+          <w:rFonts w:eastAsiaTheme="majorEastAsia"/>
+          <w:b/>
+          <w:bCs/>
+        </w:rPr>
+        <w:t>clearer guidelines</w:t>
+      </w:r>
+      <w:r>
+        <w:t xml:space="preserve"> for handling multiple POI requests in the future to streamline similar studies.</w:t>
+      </w:r>
+    </w:p>
+    <w:p>
+      <w:pPr>
+        <w:pStyle w:val="p2"/>
+      </w:pPr>
+    </w:p>
+    <w:p>
+      <w:pPr>
+        <w:pStyle w:val="p4"/>
+      </w:pPr>
+      <w:r>
+        <w:rPr>
+          <w:b/>
+          <w:bCs/>
+        </w:rPr>
+        <w:t>Result:</w:t>
+      </w:r>
+    </w:p>
+    <w:p>
+      <w:pPr>
+        <w:pStyle w:val="p7"/>
+      </w:pPr>
+      <w:r>
+        <w:rPr>
+          <w:rStyle w:val="s2"/>
+          <w:rFonts w:eastAsiaTheme="majorEastAsia"/>
+        </w:rPr>
+        <w:t>•</w:t>
       </w:r>
       <w:r>
         <w:rPr>
@@ -3386,27 +3614,140 @@
       </w:r>
       <w:r>
         <w:rPr>
-          <w:rStyle w:val="s1"/>
-          <w:rFonts w:eastAsiaTheme="majorEastAsia"/>
-          <w:b/>
-          <w:bCs/>
-        </w:rPr>
-        <w:t>Documented a Lessons-Learned Process:</w:t>
-      </w:r>
-      <w:r>
-        <w:t xml:space="preserve"> I worked with my team to establish </w:t>
-      </w:r>
-      <w:r>
-        <w:rPr>
-          <w:rStyle w:val="s1"/>
-          <w:rFonts w:eastAsiaTheme="majorEastAsia"/>
-          <w:b/>
-          <w:bCs/>
-        </w:rPr>
-        <w:t>clearer guidelines</w:t>
-      </w:r>
-      <w:r>
-        <w:t xml:space="preserve"> for handling multiple POI requests in the future to streamline similar studies.</w:t>
+          <w:rStyle w:val="s2"/>
+          <w:rFonts w:eastAsiaTheme="majorEastAsia"/>
+        </w:rPr>
+        <w:t xml:space="preserve">The customer </w:t>
+      </w:r>
+      <w:r>
+        <w:rPr>
+          <w:b/>
+          <w:bCs/>
+        </w:rPr>
+        <w:t>accepted my recommendation</w:t>
+      </w:r>
+      <w:r>
+        <w:rPr>
+          <w:rStyle w:val="s2"/>
+          <w:rFonts w:eastAsiaTheme="majorEastAsia"/>
+        </w:rPr>
+        <w:t xml:space="preserve">, and the final POI decision resulted in </w:t>
+      </w:r>
+      <w:r>
+        <w:rPr>
+          <w:b/>
+          <w:bCs/>
+        </w:rPr>
+        <w:t>significant cost savings (~$8 million)</w:t>
+      </w:r>
+      <w:r>
+        <w:rPr>
+          <w:rStyle w:val="s2"/>
+          <w:rFonts w:eastAsiaTheme="majorEastAsia"/>
+        </w:rPr>
+        <w:t>.</w:t>
+      </w:r>
+    </w:p>
+    <w:p>
+      <w:pPr>
+        <w:pStyle w:val="p8"/>
+      </w:pPr>
+      <w:r>
+        <w:t>•</w:t>
+      </w:r>
+      <w:r>
+        <w:rPr>
+          <w:rStyle w:val="apple-tab-span"/>
+          <w:rFonts w:eastAsiaTheme="majorEastAsia"/>
+        </w:rPr>
+        <w:t xml:space="preserve"> </w:t>
+      </w:r>
+      <w:r>
+        <w:t xml:space="preserve">The solution improved </w:t>
+      </w:r>
+      <w:r>
+        <w:rPr>
+          <w:rStyle w:val="s1"/>
+          <w:rFonts w:eastAsiaTheme="majorEastAsia"/>
+          <w:b/>
+          <w:bCs/>
+        </w:rPr>
+        <w:t>grid reliability</w:t>
+      </w:r>
+      <w:r>
+        <w:t>, preventing the need for additional reinforcements in the future.</w:t>
+      </w:r>
+    </w:p>
+    <w:p>
+      <w:pPr>
+        <w:pStyle w:val="p8"/>
+      </w:pPr>
+      <w:r>
+        <w:t>•</w:t>
+      </w:r>
+      <w:r>
+        <w:rPr>
+          <w:rStyle w:val="apple-tab-span"/>
+          <w:rFonts w:eastAsiaTheme="majorEastAsia"/>
+        </w:rPr>
+        <w:t xml:space="preserve"> </w:t>
+      </w:r>
+      <w:r>
+        <w:t xml:space="preserve">My approach </w:t>
+      </w:r>
+      <w:r>
+        <w:rPr>
+          <w:rStyle w:val="s1"/>
+          <w:rFonts w:eastAsiaTheme="majorEastAsia"/>
+          <w:b/>
+          <w:bCs/>
+        </w:rPr>
+        <w:t>built trust with the customer</w:t>
+      </w:r>
+      <w:r>
+        <w:t xml:space="preserve">, as they appreciated the </w:t>
+      </w:r>
+      <w:r>
+        <w:rPr>
+          <w:rStyle w:val="s1"/>
+          <w:rFonts w:eastAsiaTheme="majorEastAsia"/>
+          <w:b/>
+          <w:bCs/>
+        </w:rPr>
+        <w:t>transparent comparison of options</w:t>
+      </w:r>
+      <w:r>
+        <w:t xml:space="preserve"> rather than being told a single choice without context.</w:t>
+      </w:r>
+    </w:p>
+    <w:p>
+      <w:pPr>
+        <w:pStyle w:val="p8"/>
+      </w:pPr>
+      <w:r>
+        <w:t>•</w:t>
+      </w:r>
+      <w:r>
+        <w:rPr>
+          <w:rStyle w:val="apple-tab-span"/>
+          <w:rFonts w:eastAsiaTheme="majorEastAsia"/>
+        </w:rPr>
+        <w:t xml:space="preserve"> </w:t>
+      </w:r>
+      <w:r>
+        <w:t xml:space="preserve">Our internal process was </w:t>
+      </w:r>
+      <w:r>
+        <w:rPr>
+          <w:rStyle w:val="s1"/>
+          <w:rFonts w:eastAsiaTheme="majorEastAsia"/>
+          <w:b/>
+          <w:bCs/>
+        </w:rPr>
+        <w:t>improved for future interconnection requests</w:t>
+      </w:r>
+      <w:r>
+        <w:t>, reducing potential delays when customers change POIs multiple times.</w:t>
       </w:r>
     </w:p>
     <w:p>
@@ -3423,18 +3764,14 @@
           <w:b/>
           <w:bCs/>
         </w:rPr>
-        <w:t>Result:</w:t>
-      </w:r>
-    </w:p>
-    <w:p>
-      <w:pPr>
-        <w:pStyle w:val="p7"/>
-      </w:pPr>
-      <w:r>
-        <w:rPr>
-          <w:rStyle w:val="s2"/>
-          <w:rFonts w:eastAsiaTheme="majorEastAsia"/>
-        </w:rPr>
+        <w:t>Reflection - What I Would Do Differently:</w:t>
+      </w:r>
+    </w:p>
+    <w:p>
+      <w:pPr>
+        <w:pStyle w:val="p8"/>
+      </w:pPr>
+      <w:r>
         <w:t>•</w:t>
       </w:r>
       <w:r>
@@ -3445,39 +3782,19 @@
         <w:t xml:space="preserve"> </w:t>
       </w:r>
       <w:r>
-        <w:rPr>
-          <w:rStyle w:val="s2"/>
-          <w:rFonts w:eastAsiaTheme="majorEastAsia"/>
-        </w:rPr>
-        <w:t xml:space="preserve">The customer </w:t>
-      </w:r>
-      <w:r>
-        <w:rPr>
-          <w:b/>
-          <w:bCs/>
-        </w:rPr>
-        <w:t>accepted my recommendation</w:t>
-      </w:r>
-      <w:r>
-        <w:rPr>
-          <w:rStyle w:val="s2"/>
-          <w:rFonts w:eastAsiaTheme="majorEastAsia"/>
-        </w:rPr>
-        <w:t xml:space="preserve">, and the final POI decision resulted in </w:t>
-      </w:r>
-      <w:r>
-        <w:rPr>
-          <w:b/>
-          <w:bCs/>
-        </w:rPr>
-        <w:t>significant cost savings (~$8 million)</w:t>
-      </w:r>
-      <w:r>
-        <w:rPr>
-          <w:rStyle w:val="s2"/>
-          <w:rFonts w:eastAsiaTheme="majorEastAsia"/>
-        </w:rPr>
-        <w:t>.</w:t>
+        <w:t xml:space="preserve">I would implement a </w:t>
+      </w:r>
+      <w:r>
+        <w:rPr>
+          <w:rStyle w:val="s1"/>
+          <w:rFonts w:eastAsiaTheme="majorEastAsia"/>
+          <w:b/>
+          <w:bCs/>
+        </w:rPr>
+        <w:t>structured POI evaluation process earlier</w:t>
+      </w:r>
+      <w:r>
+        <w:t xml:space="preserve"> to prevent repeated changes.</w:t>
       </w:r>
     </w:p>
     <w:p>
@@ -3495,19 +3812,31 @@
         <w:t xml:space="preserve"> </w:t>
       </w:r>
       <w:r>
-        <w:t xml:space="preserve">The solution improved </w:t>
-      </w:r>
-      <w:r>
-        <w:rPr>
-          <w:rStyle w:val="s1"/>
-          <w:rFonts w:eastAsiaTheme="majorEastAsia"/>
-          <w:b/>
-          <w:bCs/>
-        </w:rPr>
-        <w:t>grid reliability</w:t>
-      </w:r>
-      <w:r>
-        <w:t>, preventing the need for additional reinforcements in the future.</w:t>
+        <w:t xml:space="preserve">I would set </w:t>
+      </w:r>
+      <w:r>
+        <w:rPr>
+          <w:rStyle w:val="s1"/>
+          <w:rFonts w:eastAsiaTheme="majorEastAsia"/>
+          <w:b/>
+          <w:bCs/>
+        </w:rPr>
+        <w:t>clearer expectations with the customer</w:t>
+      </w:r>
+      <w:r>
+        <w:t xml:space="preserve"> upfront about the </w:t>
+      </w:r>
+      <w:r>
+        <w:rPr>
+          <w:rStyle w:val="s1"/>
+          <w:rFonts w:eastAsiaTheme="majorEastAsia"/>
+          <w:b/>
+          <w:bCs/>
+        </w:rPr>
+        <w:t>impacts of POI changes</w:t>
+      </w:r>
+      <w:r>
+        <w:t xml:space="preserve"> on study timelines and costs.</w:t>
       </w:r>
     </w:p>
     <w:p>
@@ -3525,194 +3854,83 @@
         <w:t xml:space="preserve"> </w:t>
       </w:r>
       <w:r>
-        <w:t xml:space="preserve">My </w:t>
-      </w:r>
-      <w:proofErr w:type="gramStart"/>
-      <w:r>
-        <w:t xml:space="preserve">approach </w:t>
-      </w:r>
-      <w:r>
-        <w:rPr>
-          <w:rStyle w:val="s1"/>
-          <w:rFonts w:eastAsiaTheme="majorEastAsia"/>
-          <w:b/>
-          <w:bCs/>
-        </w:rPr>
-        <w:t>built</w:t>
-      </w:r>
-      <w:proofErr w:type="gramEnd"/>
-      <w:r>
-        <w:rPr>
-          <w:rStyle w:val="s1"/>
-          <w:rFonts w:eastAsiaTheme="majorEastAsia"/>
-          <w:b/>
-          <w:bCs/>
-        </w:rPr>
-        <w:t xml:space="preserve"> trust with the customer</w:t>
-      </w:r>
-      <w:r>
-        <w:t xml:space="preserve">, as they appreciated the </w:t>
-      </w:r>
-      <w:r>
-        <w:rPr>
-          <w:rStyle w:val="s1"/>
-          <w:rFonts w:eastAsiaTheme="majorEastAsia"/>
-          <w:b/>
-          <w:bCs/>
-        </w:rPr>
-        <w:t>transparent comparison of options</w:t>
-      </w:r>
-      <w:r>
-        <w:t xml:space="preserve"> rather than being told a single choice without context.</w:t>
-      </w:r>
-    </w:p>
-    <w:p>
-      <w:pPr>
-        <w:pStyle w:val="p8"/>
-      </w:pPr>
-      <w:r>
-        <w:t>•</w:t>
-      </w:r>
-      <w:r>
-        <w:rPr>
-          <w:rStyle w:val="apple-tab-span"/>
-          <w:rFonts w:eastAsiaTheme="majorEastAsia"/>
-        </w:rPr>
-        <w:t xml:space="preserve"> </w:t>
-      </w:r>
-      <w:r>
-        <w:t xml:space="preserve">Our internal process was </w:t>
-      </w:r>
-      <w:r>
-        <w:rPr>
-          <w:rStyle w:val="s1"/>
-          <w:rFonts w:eastAsiaTheme="majorEastAsia"/>
-          <w:b/>
-          <w:bCs/>
-        </w:rPr>
-        <w:t>improved for future interconnection requests</w:t>
-      </w:r>
-      <w:r>
-        <w:t>, reducing potential delays when customers change POIs multiple times.</w:t>
+        <w:t xml:space="preserve">I would create </w:t>
+      </w:r>
+      <w:r>
+        <w:rPr>
+          <w:rStyle w:val="s1"/>
+          <w:rFonts w:eastAsiaTheme="majorEastAsia"/>
+          <w:b/>
+          <w:bCs/>
+        </w:rPr>
+        <w:t>an automated cost-comparison tool</w:t>
+      </w:r>
+      <w:r>
+        <w:t xml:space="preserve"> to quickly visualize the trade-offs between multiple POI options in future projects.</w:t>
+      </w:r>
+    </w:p>
+    <w:p>
+      <w:pPr>
+        <w:pStyle w:val="p1"/>
+      </w:pPr>
+      <w:r>
+        <w:rPr>
+          <w:b/>
+          <w:bCs/>
+        </w:rPr>
+        <w:t>Amazon Leadership Principles Demonstrated:</w:t>
       </w:r>
     </w:p>
     <w:p>
       <w:pPr>
         <w:pStyle w:val="p2"/>
       </w:pPr>
-    </w:p>
-    <w:p>
-      <w:pPr>
-        <w:pStyle w:val="p4"/>
-      </w:pPr>
-      <w:r>
-        <w:rPr>
-          <w:b/>
-          <w:bCs/>
-        </w:rPr>
-        <w:t>Reflection - What I Would Do Differently:</w:t>
-      </w:r>
-    </w:p>
-    <w:p>
-      <w:pPr>
-        <w:pStyle w:val="p8"/>
-      </w:pPr>
-      <w:r>
-        <w:t>•</w:t>
-      </w:r>
-      <w:r>
-        <w:rPr>
-          <w:rStyle w:val="apple-tab-span"/>
-          <w:rFonts w:eastAsiaTheme="majorEastAsia"/>
-        </w:rPr>
-        <w:t xml:space="preserve"> </w:t>
-      </w:r>
-      <w:r>
-        <w:t xml:space="preserve">I would implement a </w:t>
-      </w:r>
-      <w:r>
-        <w:rPr>
-          <w:rStyle w:val="s1"/>
-          <w:rFonts w:eastAsiaTheme="majorEastAsia"/>
-          <w:b/>
-          <w:bCs/>
-        </w:rPr>
-        <w:t>structured POI evaluation process earlier</w:t>
-      </w:r>
-      <w:r>
-        <w:t xml:space="preserve"> to prevent repeated changes.</w:t>
-      </w:r>
-    </w:p>
-    <w:p>
-      <w:pPr>
-        <w:pStyle w:val="p8"/>
-      </w:pPr>
-      <w:r>
-        <w:t>•</w:t>
-      </w:r>
-      <w:r>
-        <w:rPr>
-          <w:rStyle w:val="apple-tab-span"/>
-          <w:rFonts w:eastAsiaTheme="majorEastAsia"/>
-        </w:rPr>
-        <w:t xml:space="preserve"> </w:t>
-      </w:r>
-      <w:r>
-        <w:t xml:space="preserve">I would set </w:t>
-      </w:r>
-      <w:r>
-        <w:rPr>
-          <w:rStyle w:val="s1"/>
-          <w:rFonts w:eastAsiaTheme="majorEastAsia"/>
-          <w:b/>
-          <w:bCs/>
-        </w:rPr>
-        <w:t>clearer expectations with the customer</w:t>
-      </w:r>
-      <w:r>
-        <w:t xml:space="preserve"> upfront about the </w:t>
-      </w:r>
-      <w:r>
-        <w:rPr>
-          <w:rStyle w:val="s1"/>
-          <w:rFonts w:eastAsiaTheme="majorEastAsia"/>
-          <w:b/>
-          <w:bCs/>
-        </w:rPr>
-        <w:t>impacts of POI changes</w:t>
-      </w:r>
-      <w:r>
-        <w:t xml:space="preserve"> on study timelines and costs.</w:t>
-      </w:r>
-    </w:p>
-    <w:p>
-      <w:pPr>
-        <w:pStyle w:val="p8"/>
-      </w:pPr>
-      <w:r>
-        <w:t>•</w:t>
-      </w:r>
-      <w:r>
-        <w:rPr>
-          <w:rStyle w:val="apple-tab-span"/>
-          <w:rFonts w:eastAsiaTheme="majorEastAsia"/>
-        </w:rPr>
-        <w:t xml:space="preserve"> </w:t>
-      </w:r>
-      <w:r>
-        <w:t xml:space="preserve">I would create </w:t>
-      </w:r>
-      <w:r>
-        <w:rPr>
-          <w:rStyle w:val="s1"/>
-          <w:rFonts w:eastAsiaTheme="majorEastAsia"/>
-          <w:b/>
-          <w:bCs/>
-        </w:rPr>
-        <w:t>an automated cost-comparison tool</w:t>
-      </w:r>
-      <w:r>
-        <w:t xml:space="preserve"> to quickly visualize the trade-offs between multiple POI options in future projects.</w:t>
+      <w:r>
+        <w:rPr>
+          <w:rFonts w:ascii="Apple Color Emoji" w:hAnsi="Apple Color Emoji" w:cs="Apple Color Emoji"/>
+        </w:rPr>
+        <w:t>✔</w:t>
+      </w:r>
+      <w:r>
+        <w:t xml:space="preserve"> </w:t>
+      </w:r>
+      <w:r>
+        <w:rPr>
+          <w:rStyle w:val="s1"/>
+          <w:rFonts w:eastAsiaTheme="majorEastAsia"/>
+          <w:b/>
+          <w:bCs/>
+        </w:rPr>
+        <w:t>Customer Obsession</w:t>
+      </w:r>
+      <w:r>
+        <w:t xml:space="preserve"> – Ensured the customer’s needs were met while balancing long-term reliability.</w:t>
+      </w:r>
+    </w:p>
+    <w:p>
+      <w:pPr>
+        <w:pStyle w:val="p2"/>
+      </w:pPr>
+      <w:r>
+        <w:rPr>
+          <w:rFonts w:ascii="Apple Color Emoji" w:hAnsi="Apple Color Emoji" w:cs="Apple Color Emoji"/>
+        </w:rPr>
+        <w:t>✔</w:t>
+      </w:r>
+      <w:r>
+        <w:t xml:space="preserve"> </w:t>
+      </w:r>
+      <w:r>
+        <w:rPr>
+          <w:rStyle w:val="s1"/>
+          <w:rFonts w:eastAsiaTheme="majorEastAsia"/>
+          <w:b/>
+          <w:bCs/>
+        </w:rPr>
+        <w:t>Earn Trust</w:t>
+      </w:r>
+      <w:r>
+        <w:t xml:space="preserve"> – Gained credibility by transparently explaining the trade-offs.</w:t>
       </w:r>
     </w:p>
     <w:p>
@@ -3721,10 +3939,45 @@
       </w:pPr>
       <w:r>
         <w:rPr>
-          <w:b/>
-          <w:bCs/>
-        </w:rPr>
-        <w:t>Amazon Leadership Principles Demonstrated:</w:t>
+          <w:rStyle w:val="s2"/>
+          <w:rFonts w:ascii="Apple Color Emoji" w:eastAsiaTheme="majorEastAsia" w:hAnsi="Apple Color Emoji" w:cs="Apple Color Emoji"/>
+        </w:rPr>
+        <w:t>✔</w:t>
+      </w:r>
+      <w:r>
+        <w:rPr>
+          <w:rStyle w:val="s2"/>
+          <w:rFonts w:eastAsiaTheme="majorEastAsia"/>
+        </w:rPr>
+        <w:t xml:space="preserve"> </w:t>
+      </w:r>
+      <w:r>
+        <w:rPr>
+          <w:b/>
+          <w:bCs/>
+        </w:rPr>
+        <w:t>Dive Deep</w:t>
+      </w:r>
+      <w:r>
+        <w:rPr>
+          <w:rStyle w:val="s2"/>
+          <w:rFonts w:eastAsiaTheme="majorEastAsia"/>
+        </w:rPr>
+        <w:t xml:space="preserve"> – Performed a </w:t>
+      </w:r>
+      <w:r>
+        <w:rPr>
+          <w:b/>
+          <w:bCs/>
+        </w:rPr>
+        <w:t>detailed technical and financial analysis</w:t>
+      </w:r>
+      <w:r>
+        <w:rPr>
+          <w:rStyle w:val="s2"/>
+          <w:rFonts w:eastAsiaTheme="majorEastAsia"/>
+        </w:rPr>
+        <w:t xml:space="preserve"> to find the best solution.</w:t>
       </w:r>
     </w:p>
     <w:p>
@@ -3747,152 +4000,53 @@
           <w:b/>
           <w:bCs/>
         </w:rPr>
-        <w:t>Customer Obsession</w:t>
-      </w:r>
-      <w:r>
-        <w:t xml:space="preserve"> – Ensured the customer’s needs were met while balancing long-term reliability.</w:t>
+        <w:t>Deliver Results</w:t>
+      </w:r>
+      <w:r>
+        <w:t xml:space="preserve"> – Successfully identified a </w:t>
+      </w:r>
+      <w:r>
+        <w:rPr>
+          <w:rStyle w:val="s1"/>
+          <w:rFonts w:eastAsiaTheme="majorEastAsia"/>
+          <w:b/>
+          <w:bCs/>
+        </w:rPr>
+        <w:t>cost-effective solution</w:t>
+      </w:r>
+      <w:r>
+        <w:t>, saving $8M and improving grid stability.</w:t>
+      </w:r>
+    </w:p>
+    <w:p>
+      <w:pPr>
+        <w:pStyle w:val="p1"/>
+      </w:pPr>
+      <w:r>
+        <w:rPr>
+          <w:b/>
+          <w:bCs/>
+        </w:rPr>
+        <w:t>STAR Response: Stepping Beyond My Role to Enhance Operator Training</w:t>
       </w:r>
     </w:p>
     <w:p>
       <w:pPr>
         <w:pStyle w:val="p2"/>
       </w:pPr>
-      <w:r>
-        <w:rPr>
-          <w:rFonts w:ascii="Apple Color Emoji" w:hAnsi="Apple Color Emoji" w:cs="Apple Color Emoji"/>
-        </w:rPr>
-        <w:t>✔</w:t>
-      </w:r>
-      <w:r>
-        <w:t xml:space="preserve"> </w:t>
-      </w:r>
-      <w:r>
-        <w:rPr>
-          <w:rStyle w:val="s1"/>
-          <w:rFonts w:eastAsiaTheme="majorEastAsia"/>
-          <w:b/>
-          <w:bCs/>
-        </w:rPr>
-        <w:t>Earn Trust</w:t>
-      </w:r>
-      <w:r>
-        <w:t xml:space="preserve"> – Gained credibility by transparently explaining the trade-offs.</w:t>
-      </w:r>
-    </w:p>
-    <w:p>
-      <w:pPr>
-        <w:pStyle w:val="p1"/>
-      </w:pPr>
-      <w:r>
-        <w:rPr>
-          <w:rStyle w:val="s2"/>
-          <w:rFonts w:ascii="Apple Color Emoji" w:eastAsiaTheme="majorEastAsia" w:hAnsi="Apple Color Emoji" w:cs="Apple Color Emoji"/>
-        </w:rPr>
-        <w:t>✔</w:t>
-      </w:r>
-      <w:r>
-        <w:rPr>
-          <w:rStyle w:val="s2"/>
-          <w:rFonts w:eastAsiaTheme="majorEastAsia"/>
-        </w:rPr>
-        <w:t xml:space="preserve"> </w:t>
-      </w:r>
-      <w:r>
-        <w:rPr>
-          <w:b/>
-          <w:bCs/>
-        </w:rPr>
-        <w:t>Dive Deep</w:t>
-      </w:r>
-      <w:r>
-        <w:rPr>
-          <w:rStyle w:val="s2"/>
-          <w:rFonts w:eastAsiaTheme="majorEastAsia"/>
-        </w:rPr>
-        <w:t xml:space="preserve"> – Performed a </w:t>
-      </w:r>
-      <w:r>
-        <w:rPr>
-          <w:b/>
-          <w:bCs/>
-        </w:rPr>
-        <w:t>detailed technical and financial analysis</w:t>
-      </w:r>
-      <w:r>
-        <w:rPr>
-          <w:rStyle w:val="s2"/>
-          <w:rFonts w:eastAsiaTheme="majorEastAsia"/>
-        </w:rPr>
-        <w:t xml:space="preserve"> to find the best solution.</w:t>
-      </w:r>
-    </w:p>
-    <w:p>
-      <w:pPr>
-        <w:pStyle w:val="p2"/>
-      </w:pPr>
-      <w:r>
-        <w:rPr>
-          <w:rFonts w:ascii="Apple Color Emoji" w:hAnsi="Apple Color Emoji" w:cs="Apple Color Emoji"/>
-        </w:rPr>
-        <w:t>✔</w:t>
-      </w:r>
-      <w:r>
-        <w:t xml:space="preserve"> </w:t>
-      </w:r>
-      <w:r>
-        <w:rPr>
-          <w:rStyle w:val="s1"/>
-          <w:rFonts w:eastAsiaTheme="majorEastAsia"/>
-          <w:b/>
-          <w:bCs/>
-        </w:rPr>
-        <w:t>Deliver Results</w:t>
-      </w:r>
-      <w:r>
-        <w:t xml:space="preserve"> – Successfully identified a </w:t>
-      </w:r>
-      <w:r>
-        <w:rPr>
-          <w:rStyle w:val="s1"/>
-          <w:rFonts w:eastAsiaTheme="majorEastAsia"/>
-          <w:b/>
-          <w:bCs/>
-        </w:rPr>
-        <w:t>cost-effective solution</w:t>
-      </w:r>
-      <w:r>
-        <w:t>, saving $8M and improving grid stability.</w:t>
-      </w:r>
-    </w:p>
-    <w:p>
-      <w:pPr>
-        <w:pStyle w:val="p1"/>
-      </w:pPr>
-      <w:r>
-        <w:rPr>
+    </w:p>
+    <w:p>
+      <w:pPr>
+        <w:pStyle w:val="p3"/>
+      </w:pPr>
+      <w:r>
+        <w:rPr>
+          <w:rStyle w:val="s1"/>
+          <w:rFonts w:eastAsiaTheme="majorEastAsia"/>
           <w:b/>
           <w:bCs/>
         </w:rPr>
         <w:lastRenderedPageBreak/>
-        <w:t>STAR Response: Stepping Beyond My Role to Enhance Operator Training</w:t>
-      </w:r>
-    </w:p>
-    <w:p>
-      <w:pPr>
-        <w:pStyle w:val="p2"/>
-      </w:pPr>
-    </w:p>
-    <w:p>
-      <w:pPr>
-        <w:pStyle w:val="p3"/>
-      </w:pPr>
-      <w:r>
-        <w:rPr>
-          <w:rStyle w:val="s1"/>
-          <w:rFonts w:eastAsiaTheme="majorEastAsia"/>
-          <w:b/>
-          <w:bCs/>
-        </w:rPr>
         <w:t>Question:</w:t>
       </w:r>
       <w:r>
@@ -4269,6 +4423,7 @@
           <w:rStyle w:val="s1"/>
           <w:rFonts w:eastAsiaTheme="majorEastAsia"/>
         </w:rPr>
+        <w:lastRenderedPageBreak/>
         <w:t xml:space="preserve">To accomplish this, I </w:t>
       </w:r>
       <w:r>
@@ -4784,6 +4939,36 @@
       </w:r>
       <w:r>
         <w:t xml:space="preserve"> to training updates.</w:t>
+      </w:r>
+    </w:p>
+    <w:p>
+      <w:pPr>
+        <w:pStyle w:val="p2"/>
+      </w:pPr>
+      <w:r>
+        <w:t>•</w:t>
+      </w:r>
+      <w:r>
+        <w:rPr>
+          <w:rStyle w:val="apple-tab-span"/>
+          <w:rFonts w:eastAsiaTheme="majorEastAsia"/>
+        </w:rPr>
+        <w:t xml:space="preserve"> </w:t>
+      </w:r>
+      <w:r>
+        <w:t xml:space="preserve">I would implement an </w:t>
+      </w:r>
+      <w:r>
+        <w:rPr>
+          <w:rStyle w:val="s1"/>
+          <w:rFonts w:eastAsiaTheme="majorEastAsia"/>
+          <w:b/>
+          <w:bCs/>
+        </w:rPr>
+        <w:t>operator “shadowing” program</w:t>
+      </w:r>
+      <w:r>
+        <w:t xml:space="preserve"> for future instructors to ensure ongoing improvements.</w:t>
       </w:r>
     </w:p>
     <w:p>
@@ -4802,58 +4987,83 @@
         <w:t xml:space="preserve"> </w:t>
       </w:r>
       <w:r>
-        <w:t xml:space="preserve">I would implement an </w:t>
-      </w:r>
-      <w:r>
-        <w:rPr>
-          <w:rStyle w:val="s1"/>
-          <w:rFonts w:eastAsiaTheme="majorEastAsia"/>
-          <w:b/>
-          <w:bCs/>
-        </w:rPr>
-        <w:t>operator “shadowing” program</w:t>
-      </w:r>
-      <w:r>
-        <w:t xml:space="preserve"> for future instructors to ensure ongoing improvements.</w:t>
+        <w:t xml:space="preserve">I would develop an </w:t>
+      </w:r>
+      <w:r>
+        <w:rPr>
+          <w:rStyle w:val="s1"/>
+          <w:rFonts w:eastAsiaTheme="majorEastAsia"/>
+          <w:b/>
+          <w:bCs/>
+        </w:rPr>
+        <w:t>automated simulation builder</w:t>
+      </w:r>
+      <w:r>
+        <w:t xml:space="preserve"> that adjusts scenarios based on </w:t>
+      </w:r>
+      <w:r>
+        <w:rPr>
+          <w:rStyle w:val="s1"/>
+          <w:rFonts w:eastAsiaTheme="majorEastAsia"/>
+          <w:b/>
+          <w:bCs/>
+        </w:rPr>
+        <w:t>recent grid conditions</w:t>
+      </w:r>
+      <w:r>
+        <w:t>.</w:t>
+      </w:r>
+    </w:p>
+    <w:p>
+      <w:pPr>
+        <w:pStyle w:val="p1"/>
+      </w:pPr>
+      <w:r>
+        <w:rPr>
+          <w:b/>
+          <w:bCs/>
+        </w:rPr>
+        <w:t>Amazon Leadership Principles Demonstrated:</w:t>
       </w:r>
     </w:p>
     <w:p>
       <w:pPr>
         <w:pStyle w:val="p2"/>
       </w:pPr>
-      <w:r>
-        <w:t>•</w:t>
-      </w:r>
-      <w:r>
-        <w:rPr>
-          <w:rStyle w:val="apple-tab-span"/>
-          <w:rFonts w:eastAsiaTheme="majorEastAsia"/>
-        </w:rPr>
-        <w:t xml:space="preserve"> </w:t>
-      </w:r>
-      <w:r>
-        <w:t xml:space="preserve">I would develop an </w:t>
-      </w:r>
-      <w:r>
-        <w:rPr>
-          <w:rStyle w:val="s1"/>
-          <w:rFonts w:eastAsiaTheme="majorEastAsia"/>
-          <w:b/>
-          <w:bCs/>
-        </w:rPr>
-        <w:t>automated simulation builder</w:t>
-      </w:r>
-      <w:r>
-        <w:t xml:space="preserve"> that adjusts scenarios based on </w:t>
-      </w:r>
-      <w:r>
-        <w:rPr>
-          <w:rStyle w:val="s1"/>
-          <w:rFonts w:eastAsiaTheme="majorEastAsia"/>
-          <w:b/>
-          <w:bCs/>
-        </w:rPr>
-        <w:t>recent grid conditions</w:t>
+    </w:p>
+    <w:p>
+      <w:pPr>
+        <w:pStyle w:val="p3"/>
+      </w:pPr>
+      <w:r>
+        <w:rPr>
+          <w:rFonts w:ascii="Apple Color Emoji" w:hAnsi="Apple Color Emoji" w:cs="Apple Color Emoji"/>
+        </w:rPr>
+        <w:t>✔</w:t>
+      </w:r>
+      <w:r>
+        <w:t xml:space="preserve"> </w:t>
+      </w:r>
+      <w:r>
+        <w:rPr>
+          <w:rStyle w:val="s1"/>
+          <w:rFonts w:eastAsiaTheme="majorEastAsia"/>
+          <w:b/>
+          <w:bCs/>
+        </w:rPr>
+        <w:t>Customer Obsession</w:t>
+      </w:r>
+      <w:r>
+        <w:t xml:space="preserve"> – Prioritized operators’ needs by designing training based on </w:t>
+      </w:r>
+      <w:r>
+        <w:rPr>
+          <w:rStyle w:val="s1"/>
+          <w:rFonts w:eastAsiaTheme="majorEastAsia"/>
+          <w:b/>
+          <w:bCs/>
+        </w:rPr>
+        <w:t>their real-world challenges</w:t>
       </w:r>
       <w:r>
         <w:t>.</w:t>
@@ -4861,23 +5071,6 @@
     </w:p>
     <w:p>
       <w:pPr>
-        <w:pStyle w:val="p1"/>
-      </w:pPr>
-      <w:r>
-        <w:rPr>
-          <w:b/>
-          <w:bCs/>
-        </w:rPr>
-        <w:t>Amazon Leadership Principles Demonstrated:</w:t>
-      </w:r>
-    </w:p>
-    <w:p>
-      <w:pPr>
-        <w:pStyle w:val="p2"/>
-      </w:pPr>
-    </w:p>
-    <w:p>
-      <w:pPr>
         <w:pStyle w:val="p3"/>
       </w:pPr>
       <w:r>
@@ -4896,22 +5089,69 @@
           <w:b/>
           <w:bCs/>
         </w:rPr>
-        <w:t>Customer Obsession</w:t>
-      </w:r>
-      <w:r>
-        <w:t xml:space="preserve"> – Prioritized operators’ needs by designing training based on </w:t>
-      </w:r>
-      <w:r>
-        <w:rPr>
-          <w:rStyle w:val="s1"/>
-          <w:rFonts w:eastAsiaTheme="majorEastAsia"/>
-          <w:b/>
-          <w:bCs/>
-        </w:rPr>
-        <w:t>their real-world challenges</w:t>
-      </w:r>
-      <w:r>
-        <w:t>.</w:t>
+        <w:t>Ownership</w:t>
+      </w:r>
+      <w:r>
+        <w:t xml:space="preserve"> – Took initiative to </w:t>
+      </w:r>
+      <w:r>
+        <w:rPr>
+          <w:rStyle w:val="s1"/>
+          <w:rFonts w:eastAsiaTheme="majorEastAsia"/>
+          <w:b/>
+          <w:bCs/>
+        </w:rPr>
+        <w:t>step outside my role</w:t>
+      </w:r>
+      <w:r>
+        <w:t>, ensuring the best possible outcome for the operators and grid reliability.</w:t>
+      </w:r>
+    </w:p>
+    <w:p>
+      <w:pPr>
+        <w:pStyle w:val="p4"/>
+      </w:pPr>
+      <w:r>
+        <w:rPr>
+          <w:rStyle w:val="s2"/>
+          <w:rFonts w:ascii="Apple Color Emoji" w:eastAsiaTheme="majorEastAsia" w:hAnsi="Apple Color Emoji" w:cs="Apple Color Emoji"/>
+        </w:rPr>
+        <w:t>✔</w:t>
+      </w:r>
+      <w:r>
+        <w:rPr>
+          <w:rStyle w:val="s2"/>
+          <w:rFonts w:eastAsiaTheme="majorEastAsia"/>
+        </w:rPr>
+        <w:t xml:space="preserve"> </w:t>
+      </w:r>
+      <w:r>
+        <w:rPr>
+          <w:b/>
+          <w:bCs/>
+        </w:rPr>
+        <w:t>Invent and Simplify</w:t>
+      </w:r>
+      <w:r>
+        <w:rPr>
+          <w:rStyle w:val="s2"/>
+          <w:rFonts w:eastAsiaTheme="majorEastAsia"/>
+        </w:rPr>
+        <w:t xml:space="preserve"> – Developed </w:t>
+      </w:r>
+      <w:r>
+        <w:rPr>
+          <w:b/>
+          <w:bCs/>
+        </w:rPr>
+        <w:t>real-world case studies, lessons learned, and cheat sheets</w:t>
+      </w:r>
+      <w:r>
+        <w:rPr>
+          <w:rStyle w:val="s2"/>
+          <w:rFonts w:eastAsiaTheme="majorEastAsia"/>
+        </w:rPr>
+        <w:t xml:space="preserve"> to enhance training efficiency.</w:t>
       </w:r>
     </w:p>
     <w:p>
@@ -4934,91 +5174,6 @@
           <w:b/>
           <w:bCs/>
         </w:rPr>
-        <w:t>Ownership</w:t>
-      </w:r>
-      <w:r>
-        <w:t xml:space="preserve"> – Took initiative to </w:t>
-      </w:r>
-      <w:r>
-        <w:rPr>
-          <w:rStyle w:val="s1"/>
-          <w:rFonts w:eastAsiaTheme="majorEastAsia"/>
-          <w:b/>
-          <w:bCs/>
-        </w:rPr>
-        <w:t>step outside my role</w:t>
-      </w:r>
-      <w:r>
-        <w:t>, ensuring the best possible outcome for the operators and grid reliability.</w:t>
-      </w:r>
-    </w:p>
-    <w:p>
-      <w:pPr>
-        <w:pStyle w:val="p4"/>
-      </w:pPr>
-      <w:r>
-        <w:rPr>
-          <w:rStyle w:val="s2"/>
-          <w:rFonts w:ascii="Apple Color Emoji" w:eastAsiaTheme="majorEastAsia" w:hAnsi="Apple Color Emoji" w:cs="Apple Color Emoji"/>
-        </w:rPr>
-        <w:t>✔</w:t>
-      </w:r>
-      <w:r>
-        <w:rPr>
-          <w:rStyle w:val="s2"/>
-          <w:rFonts w:eastAsiaTheme="majorEastAsia"/>
-        </w:rPr>
-        <w:t xml:space="preserve"> </w:t>
-      </w:r>
-      <w:r>
-        <w:rPr>
-          <w:b/>
-          <w:bCs/>
-        </w:rPr>
-        <w:t>Invent and Simplify</w:t>
-      </w:r>
-      <w:r>
-        <w:rPr>
-          <w:rStyle w:val="s2"/>
-          <w:rFonts w:eastAsiaTheme="majorEastAsia"/>
-        </w:rPr>
-        <w:t xml:space="preserve"> – Developed </w:t>
-      </w:r>
-      <w:r>
-        <w:rPr>
-          <w:b/>
-          <w:bCs/>
-        </w:rPr>
-        <w:t>real-world case studies, lessons learned, and cheat sheets</w:t>
-      </w:r>
-      <w:r>
-        <w:rPr>
-          <w:rStyle w:val="s2"/>
-          <w:rFonts w:eastAsiaTheme="majorEastAsia"/>
-        </w:rPr>
-        <w:t xml:space="preserve"> to enhance training efficiency.</w:t>
-      </w:r>
-    </w:p>
-    <w:p>
-      <w:pPr>
-        <w:pStyle w:val="p3"/>
-      </w:pPr>
-      <w:r>
-        <w:rPr>
-          <w:rFonts w:ascii="Apple Color Emoji" w:hAnsi="Apple Color Emoji" w:cs="Apple Color Emoji"/>
-        </w:rPr>
-        <w:t>✔</w:t>
-      </w:r>
-      <w:r>
-        <w:t xml:space="preserve"> </w:t>
-      </w:r>
-      <w:r>
-        <w:rPr>
-          <w:rStyle w:val="s1"/>
-          <w:rFonts w:eastAsiaTheme="majorEastAsia"/>
-          <w:b/>
-          <w:bCs/>
-        </w:rPr>
         <w:t>Dive Deep</w:t>
       </w:r>
       <w:r>
@@ -5031,27 +5186,7 @@
           <w:b/>
           <w:bCs/>
         </w:rPr>
-        <w:t xml:space="preserve">Embedded </w:t>
-      </w:r>
-      <w:proofErr w:type="gramStart"/>
-      <w:r>
-        <w:rPr>
-          <w:rStyle w:val="s1"/>
-          <w:rFonts w:eastAsiaTheme="majorEastAsia"/>
-          <w:b/>
-          <w:bCs/>
-        </w:rPr>
-        <w:t>myself</w:t>
-      </w:r>
-      <w:proofErr w:type="gramEnd"/>
-      <w:r>
-        <w:rPr>
-          <w:rStyle w:val="s1"/>
-          <w:rFonts w:eastAsiaTheme="majorEastAsia"/>
-          <w:b/>
-          <w:bCs/>
-        </w:rPr>
-        <w:t xml:space="preserve"> in real-time operations</w:t>
+        <w:t>Embedded myself in real-time operations</w:t>
       </w:r>
       <w:r>
         <w:t>, identifying training gaps that were otherwise overlooked.</w:t>
@@ -5196,6 +5331,7 @@
           <w:b/>
           <w:bCs/>
         </w:rPr>
+        <w:lastRenderedPageBreak/>
         <w:t>STAR Response: Leading the PEC Transition to an Independent Transmission Service Provider (TSP)</w:t>
       </w:r>
     </w:p>
@@ -6067,23 +6203,7 @@
           <w:rStyle w:val="s1"/>
           <w:rFonts w:eastAsiaTheme="majorEastAsia"/>
         </w:rPr>
-        <w:t xml:space="preserve"> needed to operate </w:t>
-      </w:r>
-      <w:proofErr w:type="gramStart"/>
-      <w:r>
-        <w:rPr>
-          <w:rStyle w:val="s1"/>
-          <w:rFonts w:eastAsiaTheme="majorEastAsia"/>
-        </w:rPr>
-        <w:t>independently,</w:t>
-      </w:r>
-      <w:proofErr w:type="gramEnd"/>
-      <w:r>
-        <w:rPr>
-          <w:rStyle w:val="s1"/>
-          <w:rFonts w:eastAsiaTheme="majorEastAsia"/>
-        </w:rPr>
-        <w:t xml:space="preserve"> thanks to the </w:t>
+        <w:t xml:space="preserve"> needed to operate independently, thanks to the </w:t>
       </w:r>
       <w:r>
         <w:rPr>
@@ -7443,21 +7563,12 @@
         </w:rPr>
         <w:t xml:space="preserve">, we avoided potential </w:t>
       </w:r>
-      <w:proofErr w:type="spellStart"/>
-      <w:r>
-        <w:rPr>
-          <w:b/>
-          <w:bCs/>
-        </w:rPr>
-        <w:t>misoperations</w:t>
-      </w:r>
-      <w:proofErr w:type="spellEnd"/>
-      <w:r>
-        <w:rPr>
-          <w:b/>
-          <w:bCs/>
-        </w:rPr>
-        <w:t>, congestion issues, and unnecessary transmission constraints</w:t>
+      <w:r>
+        <w:rPr>
+          <w:b/>
+          <w:bCs/>
+        </w:rPr>
+        <w:t>misoperations, congestion issues, and unnecessary transmission constraints</w:t>
       </w:r>
       <w:r>
         <w:rPr>
@@ -7925,23 +8036,7 @@
           <w:i/>
           <w:iCs/>
         </w:rPr>
-        <w:t xml:space="preserve">Give me an example of an initiative you undertook because you saw that it could benefit the whole company or your </w:t>
-      </w:r>
-      <w:proofErr w:type="gramStart"/>
-      <w:r>
-        <w:rPr>
-          <w:i/>
-          <w:iCs/>
-        </w:rPr>
-        <w:t>customers, but</w:t>
-      </w:r>
-      <w:proofErr w:type="gramEnd"/>
-      <w:r>
-        <w:rPr>
-          <w:i/>
-          <w:iCs/>
-        </w:rPr>
-        <w:t xml:space="preserve"> wasn’t within any group’s individual responsibility so nothing was being done.</w:t>
+        <w:t>Give me an example of an initiative you undertook because you saw that it could benefit the whole company or your customers, but wasn’t within any group’s individual responsibility so nothing was being done.</w:t>
       </w:r>
     </w:p>
     <w:p>
@@ -8713,23 +8808,7 @@
           <w:b/>
           <w:bCs/>
         </w:rPr>
-        <w:t xml:space="preserve">Enrolled in a </w:t>
-      </w:r>
-      <w:proofErr w:type="gramStart"/>
-      <w:r>
-        <w:rPr>
-          <w:b/>
-          <w:bCs/>
-        </w:rPr>
-        <w:t>Master’s</w:t>
-      </w:r>
-      <w:proofErr w:type="gramEnd"/>
-      <w:r>
-        <w:rPr>
-          <w:b/>
-          <w:bCs/>
-        </w:rPr>
-        <w:t xml:space="preserve"> program in AI (MSAI)</w:t>
+        <w:t>Enrolled in a Master’s program in AI (MSAI)</w:t>
       </w:r>
       <w:r>
         <w:rPr>
@@ -15164,23 +15243,7 @@
           <w:i/>
           <w:iCs/>
         </w:rPr>
-        <w:t xml:space="preserve">Give me an example of a time when you </w:t>
-      </w:r>
-      <w:proofErr w:type="gramStart"/>
-      <w:r>
-        <w:rPr>
-          <w:i/>
-          <w:iCs/>
-        </w:rPr>
-        <w:t>were not able to</w:t>
-      </w:r>
-      <w:proofErr w:type="gramEnd"/>
-      <w:r>
-        <w:rPr>
-          <w:i/>
-          <w:iCs/>
-        </w:rPr>
-        <w:t xml:space="preserve"> meet a commitment. What was the commitment, and what were the obstacles that prevented success? What was the impact to your customers/peers, and what did you learn from it?</w:t>
+        <w:t>Give me an example of a time when you were not able to meet a commitment. What was the commitment, and what were the obstacles that prevented success? What was the impact to your customers/peers, and what did you learn from it?</w:t>
       </w:r>
     </w:p>
     <w:p>
@@ -16232,31 +16295,7 @@
         <w:br/>
       </w:r>
       <w:r>
-        <w:t xml:space="preserve">when I was operation training instructor at ERCOT, I went beyond my responsibility by not only preparing the cases before the simulation </w:t>
-      </w:r>
-      <w:proofErr w:type="gramStart"/>
-      <w:r>
-        <w:t>start</w:t>
-      </w:r>
-      <w:proofErr w:type="gramEnd"/>
-      <w:r>
-        <w:t xml:space="preserve">, </w:t>
-      </w:r>
-      <w:proofErr w:type="gramStart"/>
-      <w:r>
-        <w:t>I</w:t>
-      </w:r>
-      <w:proofErr w:type="gramEnd"/>
-      <w:r>
-        <w:t xml:space="preserve"> also covered for the absents TOs and QSEs and ERCOT operators. This training </w:t>
-      </w:r>
-      <w:proofErr w:type="gramStart"/>
-      <w:r>
-        <w:t>is has</w:t>
-      </w:r>
-      <w:proofErr w:type="gramEnd"/>
-      <w:r>
-        <w:t xml:space="preserve"> been recognized as the biggest training simulation in Texas.</w:t>
+        <w:t>when I was operation training instructor at ERCOT, I went beyond my responsibility by not only preparing the cases before the simulation start, I also covered for the absents TOs and QSEs and ERCOT operators. This training is has been recognized as the biggest training simulation in Texas.</w:t>
       </w:r>
     </w:p>
     <w:p>
@@ -16282,21 +16321,8 @@
         <w:pStyle w:val="p1"/>
       </w:pPr>
       <w:r>
-        <w:t xml:space="preserve">the actions </w:t>
-      </w:r>
-      <w:proofErr w:type="spellStart"/>
-      <w:r>
-        <w:t>i</w:t>
-      </w:r>
-      <w:proofErr w:type="spellEnd"/>
-      <w:r>
-        <w:t xml:space="preserve"> took </w:t>
-      </w:r>
-      <w:proofErr w:type="gramStart"/>
-      <w:r>
-        <w:t>were :</w:t>
-      </w:r>
-      <w:proofErr w:type="gramEnd"/>
+        <w:t>the actions i took were :</w:t>
+      </w:r>
       <w:r>
         <w:rPr>
           <w:rStyle w:val="apple-converted-space"/>
@@ -16342,63 +16368,7 @@
         <w:pStyle w:val="p1"/>
       </w:pPr>
       <w:r>
-        <w:t xml:space="preserve">on day one, </w:t>
-      </w:r>
-      <w:proofErr w:type="spellStart"/>
-      <w:r>
-        <w:t>i</w:t>
-      </w:r>
-      <w:proofErr w:type="spellEnd"/>
-      <w:r>
-        <w:t xml:space="preserve"> filled in for the QLCRA, I started the black start unit writs, </w:t>
-      </w:r>
-      <w:proofErr w:type="spellStart"/>
-      <w:r>
-        <w:t>i</w:t>
-      </w:r>
-      <w:proofErr w:type="spellEnd"/>
-      <w:r>
-        <w:t xml:space="preserve"> put it on </w:t>
-      </w:r>
-      <w:proofErr w:type="spellStart"/>
-      <w:r>
-        <w:t>isynchronous</w:t>
-      </w:r>
-      <w:proofErr w:type="spellEnd"/>
-      <w:r>
-        <w:t xml:space="preserve"> mode and coordinated with LCRATO whenever he wanted to pick up </w:t>
-      </w:r>
-      <w:proofErr w:type="gramStart"/>
-      <w:r>
-        <w:t>loads</w:t>
-      </w:r>
-      <w:proofErr w:type="gramEnd"/>
-      <w:r>
-        <w:t xml:space="preserve"> I would ramp up my </w:t>
-      </w:r>
-      <w:proofErr w:type="gramStart"/>
-      <w:r>
-        <w:t>unit .</w:t>
-      </w:r>
-      <w:proofErr w:type="gramEnd"/>
-      <w:r>
-        <w:t xml:space="preserve"> I keep the unit within its limit I let them know about my max unit capability so he can only </w:t>
-      </w:r>
-      <w:proofErr w:type="gramStart"/>
-      <w:r>
-        <w:t>picks</w:t>
-      </w:r>
-      <w:proofErr w:type="gramEnd"/>
-      <w:r>
-        <w:t xml:space="preserve"> up loads up to 5% of my 20mw unit which is 1 mw at a </w:t>
-      </w:r>
-      <w:proofErr w:type="gramStart"/>
-      <w:r>
-        <w:t>time</w:t>
-      </w:r>
-      <w:proofErr w:type="gramEnd"/>
-      <w:r>
-        <w:t xml:space="preserve"> or my unit would trip.</w:t>
+        <w:t>on day one, i filled in for the QLCRA, I started the black start unit writs, i put it on isynchronous mode and coordinated with LCRATO whenever he wanted to pick up loads I would ramp up my unit . I keep the unit within its limit I let them know about my max unit capability so he can only picks up loads up to 5% of my 20mw unit which is 1 mw at a time or my unit would trip.</w:t>
       </w:r>
     </w:p>
     <w:p>
@@ -16406,59 +16376,7 @@
         <w:pStyle w:val="p1"/>
       </w:pPr>
       <w:r>
-        <w:t xml:space="preserve">one day two, </w:t>
-      </w:r>
-      <w:proofErr w:type="spellStart"/>
-      <w:r>
-        <w:t>i</w:t>
-      </w:r>
-      <w:proofErr w:type="spellEnd"/>
-      <w:r>
-        <w:t xml:space="preserve"> filled in for TLCRA </w:t>
-      </w:r>
-      <w:proofErr w:type="spellStart"/>
-      <w:r>
-        <w:t>i</w:t>
-      </w:r>
-      <w:proofErr w:type="spellEnd"/>
-      <w:r>
-        <w:t xml:space="preserve"> continued picking up loads till </w:t>
-      </w:r>
-      <w:proofErr w:type="spellStart"/>
-      <w:r>
-        <w:t>i</w:t>
-      </w:r>
-      <w:proofErr w:type="spellEnd"/>
-      <w:r>
-        <w:t xml:space="preserve"> made it to the next start unit at Ferguson, I told QLCRA to take the black start unit off the isochronous mode closed the breaker when the angles and voltages were right and synched up my black start unit and next start unit and put them on Automatic generation mode. I continued picking up loads at more speed as I could pick up </w:t>
-      </w:r>
-      <w:proofErr w:type="spellStart"/>
-      <w:r>
-        <w:t>up</w:t>
-      </w:r>
-      <w:proofErr w:type="spellEnd"/>
-      <w:r>
-        <w:t xml:space="preserve"> to 5% of total capacity of my generators on AGC. I </w:t>
-      </w:r>
-      <w:proofErr w:type="spellStart"/>
-      <w:r>
-        <w:t>continiued</w:t>
-      </w:r>
-      <w:proofErr w:type="spellEnd"/>
-      <w:r>
-        <w:t xml:space="preserve"> following black start plan and made parallel ways to </w:t>
-      </w:r>
-      <w:proofErr w:type="spellStart"/>
-      <w:r>
-        <w:t>stabalize</w:t>
-      </w:r>
-      <w:proofErr w:type="spellEnd"/>
-      <w:r>
-        <w:t xml:space="preserve"> my island, </w:t>
-      </w:r>
-      <w:proofErr w:type="gramStart"/>
-      <w:r>
-        <w:t>I</w:t>
+        <w:t>one day two, i filled in for TLCRA i continued picking up loads till i made it to the next start unit at Ferguson, I told QLCRA to take the black start unit off the isochronous mode closed the breaker when the angles and voltages were right and synched up my black start unit and next start unit and put them on Automatic generation mode. I continued picking up loads at more speed as I could pick up up to 5% of total capacity of my generators on AGC. I continiued following black start plan and made parallel ways to stabalize my island, I</w:t>
       </w:r>
       <w:r>
         <w:rPr>
@@ -16468,27 +16386,7 @@
         <w:t xml:space="preserve">  </w:t>
       </w:r>
       <w:r>
-        <w:t>tried</w:t>
-      </w:r>
-      <w:proofErr w:type="gramEnd"/>
-      <w:r>
-        <w:t xml:space="preserve"> to synch with the neighboring islands such as </w:t>
-      </w:r>
-      <w:proofErr w:type="spellStart"/>
-      <w:r>
-        <w:t>centerpoint</w:t>
-      </w:r>
-      <w:proofErr w:type="spellEnd"/>
-      <w:r>
-        <w:t xml:space="preserve">, Austin Energy, AEP, STEC to have more stable island. I help </w:t>
-      </w:r>
-      <w:proofErr w:type="spellStart"/>
-      <w:r>
-        <w:t>Centerpoint</w:t>
-      </w:r>
-      <w:proofErr w:type="spellEnd"/>
-      <w:r>
-        <w:t xml:space="preserve"> to have more stable island so they can deliver shut down power to the STP nuclear unit quicker which should be within 8 hours.</w:t>
+        <w:t>tried to synch with the neighboring islands such as centerpoint, Austin Energy, AEP, STEC to have more stable island. I help Centerpoint to have more stable island so they can deliver shut down power to the STP nuclear unit quicker which should be within 8 hours.</w:t>
       </w:r>
     </w:p>
     <w:p>
@@ -16496,31 +16394,7 @@
         <w:pStyle w:val="p1"/>
       </w:pPr>
       <w:r>
-        <w:t xml:space="preserve">one day 3 I played the shift engineer role for ERCOT and helped the islands </w:t>
-      </w:r>
-      <w:proofErr w:type="spellStart"/>
-      <w:r>
-        <w:t>synchrnize</w:t>
-      </w:r>
-      <w:proofErr w:type="spellEnd"/>
-      <w:r>
-        <w:t xml:space="preserve"> and go to constant frequency control and </w:t>
-      </w:r>
-      <w:proofErr w:type="spellStart"/>
-      <w:r>
-        <w:t>eventualy</w:t>
-      </w:r>
-      <w:proofErr w:type="spellEnd"/>
-      <w:r>
-        <w:t xml:space="preserve"> to the coordinated with </w:t>
-      </w:r>
-      <w:proofErr w:type="spellStart"/>
-      <w:r>
-        <w:t>Qlumen</w:t>
-      </w:r>
-      <w:proofErr w:type="spellEnd"/>
-      <w:r>
-        <w:t xml:space="preserve"> and NRG which had the largest regulation up and down to sync and Q lumen stayed on CFC and NRG of CFC,</w:t>
+        <w:t>one day 3 I played the shift engineer role for ERCOT and helped the islands synchrnize and go to constant frequency control and eventualy to the coordinated with Qlumen and NRG which had the largest regulation up and down to sync and Q lumen stayed on CFC and NRG of CFC,</w:t>
       </w:r>
       <w:r>
         <w:rPr>
@@ -16536,55 +16410,7 @@
       </w:pPr>
       <w:r>
         <w:lastRenderedPageBreak/>
-        <w:t xml:space="preserve">on the last day as there were more </w:t>
-      </w:r>
-      <w:proofErr w:type="spellStart"/>
-      <w:r>
-        <w:t>intertia</w:t>
-      </w:r>
-      <w:proofErr w:type="spellEnd"/>
-      <w:r>
-        <w:t xml:space="preserve"> in the system </w:t>
-      </w:r>
-      <w:proofErr w:type="spellStart"/>
-      <w:r>
-        <w:t>system</w:t>
-      </w:r>
-      <w:proofErr w:type="spellEnd"/>
-      <w:r>
-        <w:t xml:space="preserve"> was much more stable and they were able to quickly transfer mode to Load frequency control. ERCOT eventually took over and started using emergency basepoints to the generators and </w:t>
-      </w:r>
-      <w:proofErr w:type="gramStart"/>
-      <w:r>
-        <w:t>later on</w:t>
-      </w:r>
-      <w:proofErr w:type="gramEnd"/>
-      <w:r>
-        <w:t xml:space="preserve"> market opened and SCED was running. </w:t>
-      </w:r>
-      <w:proofErr w:type="gramStart"/>
-      <w:r>
-        <w:t>Also</w:t>
-      </w:r>
-      <w:proofErr w:type="gramEnd"/>
-      <w:r>
-        <w:t xml:space="preserve"> at the end of the training I picked up the </w:t>
-      </w:r>
-      <w:proofErr w:type="spellStart"/>
-      <w:r>
-        <w:t>rubricks</w:t>
-      </w:r>
-      <w:proofErr w:type="spellEnd"/>
-      <w:r>
-        <w:t xml:space="preserve"> and costumer </w:t>
-      </w:r>
-      <w:proofErr w:type="gramStart"/>
-      <w:r>
-        <w:t>feedbacks</w:t>
-      </w:r>
-      <w:proofErr w:type="gramEnd"/>
-      <w:r>
-        <w:t xml:space="preserve"> (operators) to be able to integrate them in future trainings.</w:t>
+        <w:t>on the last day as there were more intertia in the system system was much more stable and they were able to quickly transfer mode to Load frequency control. ERCOT eventually took over and started using emergency basepoints to the generators and later on market opened and SCED was running. Also at the end of the training I picked up the rubricks and costumer feedbacks (operators) to be able to integrate them in future trainings.</w:t>
       </w:r>
     </w:p>
     <w:p>
@@ -16592,55 +16418,7 @@
         <w:pStyle w:val="p1"/>
       </w:pPr>
       <w:r>
-        <w:t xml:space="preserve">I </w:t>
-      </w:r>
-      <w:proofErr w:type="spellStart"/>
-      <w:r>
-        <w:t>escladed</w:t>
-      </w:r>
-      <w:proofErr w:type="spellEnd"/>
-      <w:r>
-        <w:t xml:space="preserve"> the operators </w:t>
-      </w:r>
-      <w:proofErr w:type="gramStart"/>
-      <w:r>
-        <w:t>feedbacks</w:t>
-      </w:r>
-      <w:proofErr w:type="gramEnd"/>
-      <w:r>
-        <w:t xml:space="preserve"> about the issues such as loads that were performing like a generator or breakers not </w:t>
-      </w:r>
-      <w:proofErr w:type="spellStart"/>
-      <w:r>
-        <w:t>wroking</w:t>
-      </w:r>
-      <w:proofErr w:type="spellEnd"/>
-      <w:r>
-        <w:t xml:space="preserve"> or the frustration about </w:t>
-      </w:r>
-      <w:proofErr w:type="spellStart"/>
-      <w:r>
-        <w:t>loosing</w:t>
-      </w:r>
-      <w:proofErr w:type="spellEnd"/>
-      <w:r>
-        <w:t xml:space="preserve"> all the island when making a mistake and starting over to </w:t>
-      </w:r>
-      <w:proofErr w:type="spellStart"/>
-      <w:r>
-        <w:t>leardership</w:t>
-      </w:r>
-      <w:proofErr w:type="spellEnd"/>
-      <w:r>
-        <w:t xml:space="preserve"> and </w:t>
-      </w:r>
-      <w:proofErr w:type="spellStart"/>
-      <w:r>
-        <w:t>ems</w:t>
-      </w:r>
-      <w:proofErr w:type="spellEnd"/>
-      <w:r>
-        <w:t xml:space="preserve"> operation engineers.</w:t>
+        <w:t>I escladed the operators feedbacks about the issues such as loads that were performing like a generator or breakers not wroking or the frustration about loosing all the island when making a mistake and starting over to leardership and ems operation engineers.</w:t>
       </w:r>
     </w:p>
     <w:p>
@@ -16648,31 +16426,7 @@
         <w:pStyle w:val="p1"/>
       </w:pPr>
       <w:r>
-        <w:t xml:space="preserve">as result </w:t>
-      </w:r>
-      <w:proofErr w:type="spellStart"/>
-      <w:r>
-        <w:t>i</w:t>
-      </w:r>
-      <w:proofErr w:type="spellEnd"/>
-      <w:r>
-        <w:t xml:space="preserve"> was able to </w:t>
-      </w:r>
-      <w:proofErr w:type="spellStart"/>
-      <w:r>
-        <w:t>preform</w:t>
-      </w:r>
-      <w:proofErr w:type="spellEnd"/>
-      <w:r>
-        <w:t xml:space="preserve"> direct roles before during and after the simulation and filled in the gaps in the simulation and integrated the </w:t>
-      </w:r>
-      <w:proofErr w:type="gramStart"/>
-      <w:r>
-        <w:t>feedbacks</w:t>
-      </w:r>
-      <w:proofErr w:type="gramEnd"/>
-      <w:r>
-        <w:t xml:space="preserve"> in future simulations and have them fixed before the next week simulation.</w:t>
+        <w:t>as result i was able to preform direct roles before during and after the simulation and filled in the gaps in the simulation and integrated the feedbacks in future simulations and have them fixed before the next week simulation.</w:t>
       </w:r>
     </w:p>
     <w:p>
@@ -17963,15 +17717,7 @@
         <w:t>utilities</w:t>
       </w:r>
       <w:r>
-        <w:t xml:space="preserve"> that suffered the least from the winter storm in 2021 </w:t>
-      </w:r>
-      <w:proofErr w:type="spellStart"/>
-      <w:r>
-        <w:t>Feburary</w:t>
-      </w:r>
-      <w:proofErr w:type="spellEnd"/>
-      <w:r>
-        <w:t xml:space="preserve">. SBEC decided to Join STEC </w:t>
+        <w:t xml:space="preserve"> that suffered the least from the winter storm in 2021 Feburary. SBEC decided to Join STEC </w:t>
       </w:r>
       <w:r>
         <w:t>to gain their larger scale power generation and transmission infrastructure</w:t>
@@ -18030,35 +17776,14 @@
     </w:p>
     <w:p>
       <w:r>
-        <w:t xml:space="preserve">my task was to identify the equipment and verify the ownerships of </w:t>
-      </w:r>
-      <w:proofErr w:type="spellStart"/>
-      <w:r>
-        <w:t>euqipments</w:t>
-      </w:r>
-      <w:proofErr w:type="spellEnd"/>
-      <w:r>
-        <w:t xml:space="preserve"> and swap the LCRA ICCPs for </w:t>
-      </w:r>
-      <w:proofErr w:type="gramStart"/>
-      <w:r>
-        <w:t>these equipment</w:t>
-      </w:r>
-      <w:proofErr w:type="gramEnd"/>
-      <w:r>
-        <w:t xml:space="preserve"> with update STEC version.</w:t>
+        <w:t>my task was to identify the equipment and verify the ownerships of euqipments and swap the LCRA ICCPs for these equipment with update STEC version.</w:t>
       </w:r>
     </w:p>
     <w:p/>
     <w:p>
       <w:r>
-        <w:t xml:space="preserve">Pre </w:t>
-      </w:r>
-      <w:proofErr w:type="gramStart"/>
-      <w:r>
-        <w:t>transition :</w:t>
-      </w:r>
-      <w:proofErr w:type="gramEnd"/>
+        <w:t>Pre transition :</w:t>
+      </w:r>
     </w:p>
     <w:p>
       <w:r>
@@ -18076,21 +17801,11 @@
       <w:r>
         <w:t xml:space="preserve"> based on the </w:t>
       </w:r>
-      <w:proofErr w:type="spellStart"/>
-      <w:r>
-        <w:t>subsation</w:t>
-      </w:r>
-      <w:proofErr w:type="spellEnd"/>
-      <w:r>
-        <w:t xml:space="preserve"> </w:t>
-      </w:r>
-      <w:proofErr w:type="gramStart"/>
-      <w:r>
-        <w:t>one line</w:t>
-      </w:r>
-      <w:proofErr w:type="gramEnd"/>
-      <w:r>
-        <w:t xml:space="preserve"> diagrams.</w:t>
+      <w:r>
+        <w:t xml:space="preserve">subsation </w:t>
+      </w:r>
+      <w:r>
+        <w:t>one line diagrams.</w:t>
       </w:r>
     </w:p>
     <w:p>
@@ -18109,15 +17824,7 @@
       </w:r>
       <w:r>
         <w:br/>
-        <w:t xml:space="preserve">During transition : on the day of each substation and </w:t>
-      </w:r>
-      <w:proofErr w:type="spellStart"/>
-      <w:r>
-        <w:t>equipement</w:t>
-      </w:r>
-      <w:proofErr w:type="spellEnd"/>
-      <w:r>
-        <w:t xml:space="preserve"> I swapped the ICCPs in real time system and update the TSM model in EMS.</w:t>
+        <w:t>During transition : on the day of each substation and equipement I swapped the ICCPs in real time system and update the TSM model in EMS.</w:t>
       </w:r>
       <w:r>
         <w:br/>
@@ -18926,21 +18633,12 @@
         </w:rPr>
         <w:t xml:space="preserve"> </w:t>
       </w:r>
-      <w:proofErr w:type="gramStart"/>
-      <w:r>
-        <w:rPr>
-          <w:b/>
-          <w:bCs/>
-        </w:rPr>
-        <w:t>Post-Transition</w:t>
-      </w:r>
-      <w:proofErr w:type="gramEnd"/>
-      <w:r>
-        <w:rPr>
-          <w:b/>
-          <w:bCs/>
-        </w:rPr>
-        <w:t>:</w:t>
+      <w:r>
+        <w:rPr>
+          <w:b/>
+          <w:bCs/>
+        </w:rPr>
+        <w:t>Post-Transition:</w:t>
       </w:r>
     </w:p>
     <w:p>
@@ -20392,23 +20090,7 @@
           <w:b/>
           <w:bCs/>
         </w:rPr>
-        <w:t xml:space="preserve">3. Tell me about a time when you had to </w:t>
-      </w:r>
-      <w:proofErr w:type="gramStart"/>
-      <w:r>
-        <w:rPr>
-          <w:b/>
-          <w:bCs/>
-        </w:rPr>
-        <w:t>make a decision</w:t>
-      </w:r>
-      <w:proofErr w:type="gramEnd"/>
-      <w:r>
-        <w:rPr>
-          <w:b/>
-          <w:bCs/>
-        </w:rPr>
-        <w:t xml:space="preserve"> with limited data.</w:t>
+        <w:t>3. Tell me about a time when you had to make a decision with limited data.</w:t>
       </w:r>
     </w:p>
     <w:p>
@@ -21919,17 +21601,8 @@
           <w:b/>
           <w:bCs/>
         </w:rPr>
-        <w:t xml:space="preserve">between Gilliland Creek and </w:t>
-      </w:r>
-      <w:proofErr w:type="spellStart"/>
-      <w:r>
-        <w:rPr>
-          <w:b/>
-          <w:bCs/>
-        </w:rPr>
-        <w:t>Clearspring</w:t>
-      </w:r>
-      <w:proofErr w:type="spellEnd"/>
+        <w:t>between Gilliland Creek and Clearspring</w:t>
+      </w:r>
       <w:r>
         <w:rPr>
           <w:rStyle w:val="s1"/>
@@ -21982,17 +21655,8 @@
           <w:b/>
           <w:bCs/>
         </w:rPr>
-        <w:t xml:space="preserve">Tesla’s new giga </w:t>
-      </w:r>
-      <w:proofErr w:type="spellStart"/>
-      <w:r>
-        <w:rPr>
-          <w:b/>
-          <w:bCs/>
-        </w:rPr>
-        <w:t>line</w:t>
-      </w:r>
-      <w:proofErr w:type="spellEnd"/>
+        <w:t>Tesla’s new giga line</w:t>
+      </w:r>
       <w:r>
         <w:rPr>
           <w:rStyle w:val="s1"/>
@@ -23042,18 +22706,8 @@
           <w:b/>
           <w:bCs/>
         </w:rPr>
-        <w:t xml:space="preserve">time-consuming and </w:t>
-      </w:r>
-      <w:proofErr w:type="gramStart"/>
-      <w:r>
-        <w:rPr>
-          <w:rStyle w:val="s2"/>
-          <w:b/>
-          <w:bCs/>
-        </w:rPr>
-        <w:t>error-prone</w:t>
-      </w:r>
-      <w:proofErr w:type="gramEnd"/>
+        <w:t>time-consuming and error-prone</w:t>
+      </w:r>
       <w:r>
         <w:t>.</w:t>
       </w:r>
@@ -23440,23 +23094,7 @@
           <w:bCs/>
         </w:rPr>
         <w:lastRenderedPageBreak/>
-        <w:t xml:space="preserve">Question: Give me an example of an initiative you undertook because you saw that it could benefit the whole company or your </w:t>
-      </w:r>
-      <w:proofErr w:type="gramStart"/>
-      <w:r>
-        <w:rPr>
-          <w:b/>
-          <w:bCs/>
-        </w:rPr>
-        <w:t>customers, but</w:t>
-      </w:r>
-      <w:proofErr w:type="gramEnd"/>
-      <w:r>
-        <w:rPr>
-          <w:b/>
-          <w:bCs/>
-        </w:rPr>
-        <w:t xml:space="preserve"> wasn’t within any group’s individual responsibility so nothing was being done.</w:t>
+        <w:t>Question: Give me an example of an initiative you undertook because you saw that it could benefit the whole company or your customers, but wasn’t within any group’s individual responsibility so nothing was being done.</w:t>
       </w:r>
     </w:p>
     <w:p>
@@ -25396,7 +25034,7 @@
           <w:rStyle w:val="s1"/>
           <w:noProof/>
         </w:rPr>
-        <w:pict w14:anchorId="273EF322">
+        <w:pict w14:anchorId="5DC3DDBC">
           <v:rect id="_x0000_i1030" alt="" style="width:468pt;height:.05pt;mso-width-percent:0;mso-height-percent:0;mso-width-percent:0;mso-height-percent:0" o:hralign="center" o:hrstd="t" o:hr="t" fillcolor="#a0a0a0" stroked="f"/>
         </w:pict>
       </w:r>
@@ -25435,7 +25073,7 @@
           <w:rStyle w:val="s1"/>
           <w:noProof/>
         </w:rPr>
-        <w:pict w14:anchorId="0DCB04DF">
+        <w:pict w14:anchorId="556C9D68">
           <v:rect id="_x0000_i1029" alt="" style="width:468pt;height:.05pt;mso-width-percent:0;mso-height-percent:0;mso-width-percent:0;mso-height-percent:0" o:hralign="center" o:hrstd="t" o:hr="t" fillcolor="#a0a0a0" stroked="f"/>
         </w:pict>
       </w:r>
@@ -25541,15 +25179,7 @@
       </w:r>
       <w:r>
         <w:lastRenderedPageBreak/>
-        <w:t xml:space="preserve">documents, PSS/E manuals, and resume data. Then I used </w:t>
-      </w:r>
-      <w:proofErr w:type="spellStart"/>
-      <w:r>
-        <w:t>Streamlit</w:t>
-      </w:r>
-      <w:proofErr w:type="spellEnd"/>
-      <w:r>
-        <w:t xml:space="preserve"> to deploy interactive web tools:</w:t>
+        <w:t>documents, PSS/E manuals, and resume data. Then I used Streamlit to deploy interactive web tools:</w:t>
       </w:r>
     </w:p>
     <w:p>
@@ -25637,7 +25267,7 @@
           <w:rStyle w:val="s1"/>
           <w:noProof/>
         </w:rPr>
-        <w:pict w14:anchorId="75160629">
+        <w:pict w14:anchorId="54C1B911">
           <v:rect id="_x0000_i1028" alt="" style="width:468pt;height:.05pt;mso-width-percent:0;mso-height-percent:0;mso-width-percent:0;mso-height-percent:0" o:hralign="center" o:hrstd="t" o:hr="t" fillcolor="#a0a0a0" stroked="f"/>
         </w:pict>
       </w:r>
@@ -25730,7 +25360,7 @@
           <w:rStyle w:val="s1"/>
           <w:noProof/>
         </w:rPr>
-        <w:pict w14:anchorId="1FF0E9B2">
+        <w:pict w14:anchorId="09830625">
           <v:rect id="_x0000_i1027" alt="" style="width:468pt;height:.05pt;mso-width-percent:0;mso-height-percent:0;mso-width-percent:0;mso-height-percent:0" o:hralign="center" o:hrstd="t" o:hr="t" fillcolor="#a0a0a0" stroked="f"/>
         </w:pict>
       </w:r>
@@ -25813,7 +25443,7 @@
           <w:rStyle w:val="s1"/>
           <w:noProof/>
         </w:rPr>
-        <w:pict w14:anchorId="78475A7E">
+        <w:pict w14:anchorId="40CC4368">
           <v:rect id="_x0000_i1026" alt="" style="width:468pt;height:.05pt;mso-width-percent:0;mso-height-percent:0;mso-width-percent:0;mso-height-percent:0" o:hralign="center" o:hrstd="t" o:hr="t" fillcolor="#a0a0a0" stroked="f"/>
         </w:pict>
       </w:r>
@@ -25891,15 +25521,7 @@
         <w:pStyle w:val="p5"/>
       </w:pPr>
       <w:r>
-        <w:t xml:space="preserve">My responsibility was to validate the planned configuration — but this mismatch raised a red flag. Even though construction had already started, I knew that if the issue wasn’t resolved, it could cause reliability issues or compliance violations </w:t>
-      </w:r>
-      <w:proofErr w:type="gramStart"/>
-      <w:r>
-        <w:t>later on</w:t>
-      </w:r>
-      <w:proofErr w:type="gramEnd"/>
-      <w:r>
-        <w:t>.</w:t>
+        <w:t>My responsibility was to validate the planned configuration — but this mismatch raised a red flag. Even though construction had already started, I knew that if the issue wasn’t resolved, it could cause reliability issues or compliance violations later on.</w:t>
       </w:r>
     </w:p>
     <w:p>
@@ -25932,15 +25554,7 @@
         <w:pStyle w:val="p5"/>
       </w:pPr>
       <w:r>
-        <w:t xml:space="preserve">Despite pressure to let it go since the discrepancy seemed minor and construction was </w:t>
-      </w:r>
-      <w:proofErr w:type="gramStart"/>
-      <w:r>
-        <w:t>progressing,</w:t>
-      </w:r>
-      <w:proofErr w:type="gramEnd"/>
-      <w:r>
-        <w:t xml:space="preserve"> I escalated the issue to management and pushed for a redesign. I also updated the planning ticket to reflect corrected values and ensured model alignment across both PSS/E and EMS.</w:t>
+        <w:t>Despite pressure to let it go since the discrepancy seemed minor and construction was progressing, I escalated the issue to management and pushed for a redesign. I also updated the planning ticket to reflect corrected values and ensured model alignment across both PSS/E and EMS.</w:t>
       </w:r>
     </w:p>
     <w:p>
@@ -25991,7 +25605,7 @@
           <w:rStyle w:val="s1"/>
           <w:noProof/>
         </w:rPr>
-        <w:pict w14:anchorId="3B6C2296">
+        <w:pict w14:anchorId="75A64470">
           <v:rect id="_x0000_i1025" alt="" style="width:468pt;height:.05pt;mso-width-percent:0;mso-height-percent:0;mso-width-percent:0;mso-height-percent:0" o:hralign="center" o:hrstd="t" o:hr="t" fillcolor="#a0a0a0" stroked="f"/>
         </w:pict>
       </w:r>
